--- a/tests/corpus_v2/docs/works_0010.docx
+++ b/tests/corpus_v2/docs/works_0010.docx
@@ -18,7 +18,13 @@
         <w:rPr>
           <w:b/>
         </w:rPr>
-        <w:t xml:space="preserve">№ 47/2025-А</w:t>
+        <w:t xml:space="preserve">№ </w:t>
+      </w:r>
+      <w:r>
+        <w:rPr>
+          <w:b/>
+        </w:rPr>
+        <w:t xml:space="preserve">3/16</w:t>
       </w:r>
     </w:p>
     <w:p/>
@@ -30,7 +36,7 @@
         <w:t xml:space="preserve">     </w:t>
       </w:r>
       <w:r>
-        <w:t xml:space="preserve">«26» марта 2025 г.</w:t>
+        <w:t xml:space="preserve">«26» апреля 2025 г.</w:t>
       </w:r>
     </w:p>
     <w:p/>
@@ -69,10 +75,10 @@
         <w:t xml:space="preserve">, именуемый в дальнейшем «Заказчик», действующий на основании свидетельства о государственной регистрации</w:t>
       </w:r>
       <w:r>
-        <w:t xml:space="preserve">, с другой стороны, совместно именуемые «Стороны», заключили настоящий </w:t>
-      </w:r>
-      <w:r>
-        <w:t xml:space="preserve">Договор № 12/2023-К</w:t>
+        <w:t xml:space="preserve">, с другой стороны, совместно именуемые «Стороны», заключили настоящий Договор № </w:t>
+      </w:r>
+      <w:r>
+        <w:t xml:space="preserve">12/2023-К</w:t>
       </w:r>
       <w:r>
         <w:t xml:space="preserve"> (далее — Договор) о нижеследующем:</w:t>
@@ -130,7 +136,7 @@
         <w:t xml:space="preserve">Гарантийный срок на результат работ — </w:t>
       </w:r>
       <w:r>
-        <w:t xml:space="preserve">45 дней с момента заключения контракта</w:t>
+        <w:t xml:space="preserve">в течение 10 (Десяти) банковских дней с момента поступления денежных средств на расчетный счет</w:t>
       </w:r>
       <w:r>
         <w:t xml:space="preserve">.</w:t>
@@ -150,7 +156,13 @@
         <w:t xml:space="preserve">2.1. Общая цена Договора: </w:t>
       </w:r>
       <w:r>
-        <w:t xml:space="preserve">100 000 рублей</w:t>
+        <w:t xml:space="preserve">не более 5 100 000,98 (Пяти миллионов ста тысяч) RUB</w:t>
+      </w:r>
+      <w:r>
+        <w:t xml:space="preserve">, </w:t>
+      </w:r>
+      <w:r>
+        <w:t xml:space="preserve">Без НДС</w:t>
       </w:r>
       <w:r>
         <w:t xml:space="preserve">.</w:t>
@@ -161,7 +173,7 @@
         <w:t xml:space="preserve">2.2. Налог: </w:t>
       </w:r>
       <w:r>
-        <w:t xml:space="preserve">18% годовых</w:t>
+        <w:t xml:space="preserve">1/130 ключевой ставки ЦБ РФ от стоимости неоплаченных работ</w:t>
       </w:r>
       <w:r>
         <w:t xml:space="preserve">.</w:t>
@@ -172,7 +184,7 @@
         <w:t xml:space="preserve">2.3. Срок оплаты — </w:t>
       </w:r>
       <w:r>
-        <w:t xml:space="preserve">10 рабочих дней с момента поступления денежных средств на расчетный счет</w:t>
+        <w:t xml:space="preserve">в течение 30 календарных дней с момента заключения контракта</w:t>
       </w:r>
       <w:r>
         <w:t xml:space="preserve">.</w:t>
@@ -192,7 +204,7 @@
         <w:t xml:space="preserve">, артикул </w:t>
       </w:r>
       <w:r>
-        <w:t xml:space="preserve">RM-3812-14</w:t>
+        <w:t xml:space="preserve">RM-3843-31</w:t>
       </w:r>
       <w:r>
         <w:t xml:space="preserve">, код </w:t>
@@ -252,16 +264,13 @@
         <w:t xml:space="preserve">. Цена — </w:t>
       </w:r>
       <w:r>
-        <w:t xml:space="preserve">включая НДС </w:t>
-      </w:r>
-      <w:r>
-        <w:t xml:space="preserve">20%</w:t>
-      </w:r>
-      <w:r>
-        <w:t xml:space="preserve"> в размере </w:t>
-      </w:r>
-      <w:r>
-        <w:t xml:space="preserve">87 496 (Восемьдесят семь тысяч четыреста девяносто шесть) рублей</w:t>
+        <w:t xml:space="preserve">898002 (восемьсот девяносто восемь тысяч два) рубля</w:t>
+      </w:r>
+      <w:r>
+        <w:t xml:space="preserve">, в т.ч. НДС </w:t>
+      </w:r>
+      <w:r>
+        <w:t xml:space="preserve">18%</w:t>
       </w:r>
       <w:r>
         <w:t xml:space="preserve">.</w:t>
@@ -281,7 +290,7 @@
         <w:t xml:space="preserve">3.1. Место исполнения обязательств: </w:t>
       </w:r>
       <w:r>
-        <w:t xml:space="preserve">а/я 35, г. Москва, 101000</w:t>
+        <w:t xml:space="preserve">а/я 69, г. Пермь, 614000</w:t>
       </w:r>
       <w:r>
         <w:t xml:space="preserve">.</w:t>
@@ -298,7 +307,7 @@
         <w:t xml:space="preserve"> по телефону </w:t>
       </w:r>
       <w:r>
-        <w:t xml:space="preserve">+7 (495) 271-77-87</w:t>
+        <w:t xml:space="preserve">+7 (843) 378-15-31</w:t>
       </w:r>
       <w:r>
         <w:t xml:space="preserve">.</w:t>
@@ -309,7 +318,7 @@
         <w:t xml:space="preserve">3.3. Срок исполнения обязательств — </w:t>
       </w:r>
       <w:r>
-        <w:t xml:space="preserve">5 рабочих дней</w:t>
+        <w:t xml:space="preserve">в течение шестидесяти дней с даты подписания Сторонами акта сдачи-приемки оказанных услуг</w:t>
       </w:r>
       <w:r>
         <w:t xml:space="preserve">.</w:t>
@@ -340,13 +349,19 @@
         <w:t xml:space="preserve">Размер неустойки за нарушение сроков оплаты: </w:t>
       </w:r>
       <w:r>
-        <w:t xml:space="preserve">не более 20% от цены договора</w:t>
+        <w:t xml:space="preserve">0,01 (одна сотая процента) % годовых</w:t>
       </w:r>
       <w:r>
         <w:t xml:space="preserve">. Предельный размер ответственности: </w:t>
       </w:r>
       <w:r>
-        <w:t xml:space="preserve">1/130 ключевой ставки ЦБ РФ</w:t>
+        <w:t xml:space="preserve">20 (двадцать) процентов от общей суммы счета</w:t>
+      </w:r>
+      <w:r>
+        <w:t xml:space="preserve">, но не более </w:t>
+      </w:r>
+      <w:r>
+        <w:t xml:space="preserve">0,1 (одной десятой) % от цены Договора</w:t>
       </w:r>
       <w:r>
         <w:t xml:space="preserve">.</w:t>
@@ -368,7 +383,7 @@
         <w:t xml:space="preserve">Сторона, для которой создалась невозможность исполнения, обязана уведомить другую Сторону. Срок уведомления — </w:t>
       </w:r>
       <w:r>
-        <w:t xml:space="preserve">не позднее 15.06.2026</w:t>
+        <w:t xml:space="preserve">не позднее 05.06.2026</w:t>
       </w:r>
       <w:r>
         <w:t xml:space="preserve">.</w:t>
@@ -382,7 +397,7 @@
         <w:t xml:space="preserve">Все споры и разногласия решаются путём переговоров. Претензионный порядок обязателен, срок ответа на претензию — </w:t>
       </w:r>
       <w:r>
-        <w:t xml:space="preserve">не более 36 месяцев с момента заключения кредитного договора</w:t>
+        <w:t xml:space="preserve">в течение двадцати банковских дней со дня предъявления требования</w:t>
       </w:r>
       <w:r>
         <w:t xml:space="preserve">.</w:t>
@@ -411,10 +426,76 @@
         <w:t xml:space="preserve">Место исполнения: </w:t>
       </w:r>
       <w:r>
-        <w:t xml:space="preserve">630099, г. Новосибирск, пер. Ленинградская, д. 21, кв. 47</w:t>
-      </w:r>
-      <w:r>
-        <w:t xml:space="preserve">4652350710</w:t>
+        <w:t xml:space="preserve">141400, г. Химки, пер. Октябрьская, д. 20, кв. 84</w:t>
+      </w:r>
+      <w:r>
+        <w:t xml:space="preserve">2246523501</w:t>
+      </w:r>
+    </w:p>
+    <w:p/>
+    <w:p/>
+    <w:p>
+      <w:r>
+        <w:rPr>
+          <w:b/>
+        </w:rPr>
+        <w:t xml:space="preserve">9. КОНТРОЛЬНЫЕ ВЕЛИЧИНЫ</w:t>
+      </w:r>
+    </w:p>
+    <w:p>
+      <w:r>
+        <w:t xml:space="preserve">9.1. Контрольная запись: </w:t>
+      </w:r>
+      <w:r>
+        <w:t xml:space="preserve">70/12</w:t>
+      </w:r>
+      <w:r>
+        <w:t xml:space="preserve">.</w:t>
+      </w:r>
+    </w:p>
+    <w:p>
+      <w:r>
+        <w:t xml:space="preserve">9.2. Контрольная запись: </w:t>
+      </w:r>
+      <w:r>
+        <w:rPr>
+          <w:b/>
+        </w:rPr>
+        <w:t xml:space="preserve">73 7</w:t>
+      </w:r>
+      <w:r>
+        <w:t xml:space="preserve">00 000 (Семьдесят три миллиона семьсот тысяч) рублей 00 копеек</w:t>
+      </w:r>
+      <w:r>
+        <w:t xml:space="preserve">.</w:t>
+      </w:r>
+    </w:p>
+    <w:p>
+      <w:r>
+        <w:t xml:space="preserve">9.3. Контрольная запись: </w:t>
+      </w:r>
+      <w:r>
+        <w:rPr>
+          <w:b/>
+        </w:rPr>
+        <w:t xml:space="preserve">1/3</w:t>
+      </w:r>
+      <w:r>
+        <w:t xml:space="preserve">00 ключевой ставки ЦБ РФ от общей суммы счета</w:t>
+      </w:r>
+      <w:r>
+        <w:t xml:space="preserve">.</w:t>
+      </w:r>
+    </w:p>
+    <w:p>
+      <w:r>
+        <w:t xml:space="preserve">9.4. Контрольная запись: </w:t>
+      </w:r>
+      <w:r>
+        <w:t xml:space="preserve">не по зднее 07.09.20​26</w:t>
+      </w:r>
+      <w:r>
+        <w:t xml:space="preserve">.</w:t>
       </w:r>
     </w:p>
     <w:p/>
@@ -469,7 +550,7 @@
               <w:t xml:space="preserve">Адрес регистрации: </w:t>
             </w:r>
             <w:r>
-              <w:t xml:space="preserve">а/я 3, г. Тверь, 170100</w:t>
+              <w:t xml:space="preserve">а/я 10, г. Самара, 443010</w:t>
             </w:r>
           </w:p>
           <w:p>
@@ -508,7 +589,7 @@
               <w:t xml:space="preserve">Тел.: </w:t>
             </w:r>
             <w:r>
-              <w:t xml:space="preserve">+7 (499) 666-42-93</w:t>
+              <w:t xml:space="preserve">+7 (499) 109-27-32</w:t>
             </w:r>
           </w:p>
           <w:p>
@@ -554,7 +635,7 @@
               <w:t xml:space="preserve">Адрес регистрации: </w:t>
             </w:r>
             <w:r>
-              <w:t xml:space="preserve">а/я 58, г. Новосибирск, 630099</w:t>
+              <w:t xml:space="preserve">а/я 31, г. Ростов-на-Дону, 344002</w:t>
             </w:r>
           </w:p>
           <w:p>
@@ -593,7 +674,7 @@
               <w:t xml:space="preserve">Тел.: </w:t>
             </w:r>
             <w:r>
-              <w:t xml:space="preserve">+7 (812) 174-29-11</w:t>
+              <w:t xml:space="preserve">+7 (846) 728-35-64</w:t>
             </w:r>
           </w:p>
           <w:p>
@@ -601,7 +682,7 @@
               <w:t xml:space="preserve">E-mail: </w:t>
             </w:r>
             <w:r>
-              <w:t xml:space="preserve">novikov@yandex.ru</w:t>
+              <w:t xml:space="preserve">novikov@list.ru</w:t>
             </w:r>
           </w:p>
           <w:p/>
@@ -636,7 +717,7 @@
         <w:t xml:space="preserve">Адрес склада грузополучателя: </w:t>
       </w:r>
       <w:r>
-        <w:t xml:space="preserve">а/я 62, г. Тверь, 170100</w:t>
+        <w:t xml:space="preserve">а/я 76, г. Воронеж, 394000</w:t>
       </w:r>
       <w:r>
         <w:t xml:space="preserve">.</w:t>
@@ -647,7 +728,7 @@
         <w:t xml:space="preserve">Кладовщик: </w:t>
       </w:r>
       <w:r>
-        <w:t xml:space="preserve">Белов Олег Алексеевич</w:t>
+        <w:t xml:space="preserve">Фёдоров Павел Петрович</w:t>
       </w:r>
     </w:p>
     <w:p>
@@ -655,7 +736,7 @@
         <w:t xml:space="preserve">Тел. склада: </w:t>
       </w:r>
       <w:r>
-        <w:t xml:space="preserve">+7 (843) 739-87-93</w:t>
+        <w:t xml:space="preserve">+7 (843) 977-90-36</w:t>
       </w:r>
     </w:p>
     <w:p/>
@@ -725,19 +806,19 @@
         <w:t xml:space="preserve">Реквизиты для возврата: </w:t>
       </w:r>
       <w:r>
-        <w:t xml:space="preserve">630099, г. Новосибирск, наб. Ленина, д. 68, кв. 38</w:t>
+        <w:t xml:space="preserve">443010, г. Самара, наб. Ленина, д. 43, кв. 114</w:t>
       </w:r>
       <w:r>
         <w:t xml:space="preserve">, ИНН </w:t>
       </w:r>
       <w:r>
-        <w:t xml:space="preserve">3919163906</w:t>
+        <w:t xml:space="preserve">5592414415</w:t>
       </w:r>
       <w:r>
         <w:t xml:space="preserve">, контакт: </w:t>
       </w:r>
       <w:r>
-        <w:t xml:space="preserve">Крылова Ирина Николаевна</w:t>
+        <w:t xml:space="preserve">Сидорова Людмила Дмитриевна</w:t>
       </w:r>
     </w:p>
   </w:footnote>

--- a/tests/corpus_v2/docs/works_0010.docx
+++ b/tests/corpus_v2/docs/works_0010.docx
@@ -447,7 +447,13 @@
         <w:t xml:space="preserve">9.1. Контрольная запись: </w:t>
       </w:r>
       <w:r>
-        <w:t xml:space="preserve">70/12</w:t>
+        <w:rPr>
+          <w:b/>
+        </w:rPr>
+        <w:t xml:space="preserve">7</w:t>
+      </w:r>
+      <w:r>
+        <w:t xml:space="preserve">0/12</w:t>
       </w:r>
       <w:r>
         <w:t xml:space="preserve">.</w:t>

--- a/tests/corpus_v2/docs/works_0010.docx
+++ b/tests/corpus_v2/docs/works_0010.docx
@@ -78,7 +78,7 @@
         <w:t xml:space="preserve">, с другой стороны, совместно именуемые «Стороны», заключили настоящий Договор № </w:t>
       </w:r>
       <w:r>
-        <w:t xml:space="preserve">12/2023-К</w:t>
+        <w:t xml:space="preserve">21/17</w:t>
       </w:r>
       <w:r>
         <w:t xml:space="preserve"> (далее — Договор) о нижеследующем:</w:t>
@@ -136,7 +136,7 @@
         <w:t xml:space="preserve">Гарантийный срок на результат работ — </w:t>
       </w:r>
       <w:r>
-        <w:t xml:space="preserve">в течение 10 (Десяти) банковских дней с момента поступления денежных средств на расчетный счет</w:t>
+        <w:t xml:space="preserve">в течение 45 (Сорока пяти) банковских дней с момента поступления денежных средств на расчетный счет</w:t>
       </w:r>
       <w:r>
         <w:t xml:space="preserve">.</w:t>
@@ -156,7 +156,7 @@
         <w:t xml:space="preserve">2.1. Общая цена Договора: </w:t>
       </w:r>
       <w:r>
-        <w:t xml:space="preserve">не более 5 100 000,98 (Пяти миллионов ста тысяч) RUB</w:t>
+        <w:t xml:space="preserve">не более 66 600 000,81 (Шестидесяти шести миллионов шестисот тысяч) RUB</w:t>
       </w:r>
       <w:r>
         <w:t xml:space="preserve">, </w:t>
@@ -184,7 +184,7 @@
         <w:t xml:space="preserve">2.3. Срок оплаты — </w:t>
       </w:r>
       <w:r>
-        <w:t xml:space="preserve">в течение 30 календарных дней с момента заключения контракта</w:t>
+        <w:t xml:space="preserve">в течение 10 календарных дней с момента заключения контракта</w:t>
       </w:r>
       <w:r>
         <w:t xml:space="preserve">.</w:t>
@@ -204,7 +204,7 @@
         <w:t xml:space="preserve">, артикул </w:t>
       </w:r>
       <w:r>
-        <w:t xml:space="preserve">RM-3843-31</w:t>
+        <w:t xml:space="preserve">RM-1659-85</w:t>
       </w:r>
       <w:r>
         <w:t xml:space="preserve">, код </w:t>
@@ -264,7 +264,7 @@
         <w:t xml:space="preserve">. Цена — </w:t>
       </w:r>
       <w:r>
-        <w:t xml:space="preserve">898002 (восемьсот девяносто восемь тысяч два) рубля</w:t>
+        <w:t xml:space="preserve">7960002 (семь миллионов девятьсот шестьдесят тысяч два) рубля</w:t>
       </w:r>
       <w:r>
         <w:t xml:space="preserve">, в т.ч. НДС </w:t>
@@ -290,7 +290,7 @@
         <w:t xml:space="preserve">3.1. Место исполнения обязательств: </w:t>
       </w:r>
       <w:r>
-        <w:t xml:space="preserve">а/я 69, г. Пермь, 614000</w:t>
+        <w:t xml:space="preserve">а/я 85, г. Тверь, 170100</w:t>
       </w:r>
       <w:r>
         <w:t xml:space="preserve">.</w:t>
@@ -307,7 +307,7 @@
         <w:t xml:space="preserve"> по телефону </w:t>
       </w:r>
       <w:r>
-        <w:t xml:space="preserve">+7 (843) 378-15-31</w:t>
+        <w:t xml:space="preserve">+7 (495) 148-68-78</w:t>
       </w:r>
       <w:r>
         <w:t xml:space="preserve">.</w:t>
@@ -318,7 +318,7 @@
         <w:t xml:space="preserve">3.3. Срок исполнения обязательств — </w:t>
       </w:r>
       <w:r>
-        <w:t xml:space="preserve">в течение шестидесяти дней с даты подписания Сторонами акта сдачи-приемки оказанных услуг</w:t>
+        <w:t xml:space="preserve">в течение тридцати дней с даты подписания Сторонами акта сдачи-приемки оказанных услуг</w:t>
       </w:r>
       <w:r>
         <w:t xml:space="preserve">.</w:t>
@@ -355,7 +355,7 @@
         <w:t xml:space="preserve">. Предельный размер ответственности: </w:t>
       </w:r>
       <w:r>
-        <w:t xml:space="preserve">20 (двадцать) процентов от общей суммы счета</w:t>
+        <w:t xml:space="preserve">10 (десять) процентов от общей суммы счета</w:t>
       </w:r>
       <w:r>
         <w:t xml:space="preserve">, но не более </w:t>
@@ -383,7 +383,7 @@
         <w:t xml:space="preserve">Сторона, для которой создалась невозможность исполнения, обязана уведомить другую Сторону. Срок уведомления — </w:t>
       </w:r>
       <w:r>
-        <w:t xml:space="preserve">не позднее 05.06.2026</w:t>
+        <w:t xml:space="preserve">не позднее 02.03.2025</w:t>
       </w:r>
       <w:r>
         <w:t xml:space="preserve">.</w:t>
@@ -426,10 +426,10 @@
         <w:t xml:space="preserve">Место исполнения: </w:t>
       </w:r>
       <w:r>
-        <w:t xml:space="preserve">141400, г. Химки, пер. Октябрьская, д. 20, кв. 84</w:t>
-      </w:r>
-      <w:r>
-        <w:t xml:space="preserve">2246523501</w:t>
+        <w:t xml:space="preserve">443010, г. Самара, пер. Космонавтов, д. 37, кв. 79</w:t>
+      </w:r>
+      <w:r>
+        <w:t xml:space="preserve">5252246523</w:t>
       </w:r>
     </w:p>
     <w:p/>
@@ -450,10 +450,10 @@
         <w:rPr>
           <w:b/>
         </w:rPr>
-        <w:t xml:space="preserve">7</w:t>
-      </w:r>
-      <w:r>
-        <w:t xml:space="preserve">0/12</w:t>
+        <w:t xml:space="preserve">95/20</w:t>
+      </w:r>
+      <w:r>
+        <w:t xml:space="preserve">23-С</w:t>
       </w:r>
       <w:r>
         <w:t xml:space="preserve">.</w:t>
@@ -467,10 +467,10 @@
         <w:rPr>
           <w:b/>
         </w:rPr>
-        <w:t xml:space="preserve">73 7</w:t>
-      </w:r>
-      <w:r>
-        <w:t xml:space="preserve">00 000 (Семьдесят три миллиона семьсот тысяч) рублей 00 копеек</w:t>
+        <w:t xml:space="preserve">6</w:t>
+      </w:r>
+      <w:r>
+        <w:t xml:space="preserve">80 000 (Шестьсот восемьдесят тысяч) рублей 00 копеек</w:t>
       </w:r>
       <w:r>
         <w:t xml:space="preserve">.</w:t>
@@ -498,7 +498,7 @@
         <w:t xml:space="preserve">9.4. Контрольная запись: </w:t>
       </w:r>
       <w:r>
-        <w:t xml:space="preserve">не по зднее 07.09.20​26</w:t>
+        <w:t xml:space="preserve">в течение 45  дней со дня предъявлен ия требования</w:t>
       </w:r>
       <w:r>
         <w:t xml:space="preserve">.</w:t>
@@ -556,7 +556,7 @@
               <w:t xml:space="preserve">Адрес регистрации: </w:t>
             </w:r>
             <w:r>
-              <w:t xml:space="preserve">а/я 10, г. Самара, 443010</w:t>
+              <w:t xml:space="preserve">а/я 18, г. Нижний Новгород, 603000</w:t>
             </w:r>
           </w:p>
           <w:p>
@@ -595,7 +595,7 @@
               <w:t xml:space="preserve">Тел.: </w:t>
             </w:r>
             <w:r>
-              <w:t xml:space="preserve">+7 (499) 109-27-32</w:t>
+              <w:t xml:space="preserve">+7 (499) 456-17-82</w:t>
             </w:r>
           </w:p>
           <w:p>
@@ -603,7 +603,7 @@
               <w:t xml:space="preserve">E-mail: </w:t>
             </w:r>
             <w:r>
-              <w:t xml:space="preserve">koval@yandex.ru</w:t>
+              <w:t xml:space="preserve">koval@sibtrans.ru</w:t>
             </w:r>
           </w:p>
           <w:p/>
@@ -641,7 +641,7 @@
               <w:t xml:space="preserve">Адрес регистрации: </w:t>
             </w:r>
             <w:r>
-              <w:t xml:space="preserve">а/я 31, г. Ростов-на-Дону, 344002</w:t>
+              <w:t xml:space="preserve">а/я 23, г. Санкт-Петербург, 190000</w:t>
             </w:r>
           </w:p>
           <w:p>
@@ -680,7 +680,7 @@
               <w:t xml:space="preserve">Тел.: </w:t>
             </w:r>
             <w:r>
-              <w:t xml:space="preserve">+7 (846) 728-35-64</w:t>
+              <w:t xml:space="preserve">+7 (499) 818-56-66</w:t>
             </w:r>
           </w:p>
           <w:p>
@@ -688,7 +688,7 @@
               <w:t xml:space="preserve">E-mail: </w:t>
             </w:r>
             <w:r>
-              <w:t xml:space="preserve">novikov@list.ru</w:t>
+              <w:t xml:space="preserve">novikov@corp-tehno.ru</w:t>
             </w:r>
           </w:p>
           <w:p/>
@@ -723,7 +723,7 @@
         <w:t xml:space="preserve">Адрес склада грузополучателя: </w:t>
       </w:r>
       <w:r>
-        <w:t xml:space="preserve">а/я 76, г. Воронеж, 394000</w:t>
+        <w:t xml:space="preserve">а/я 26, г. Одинцово, 143000</w:t>
       </w:r>
       <w:r>
         <w:t xml:space="preserve">.</w:t>
@@ -734,7 +734,7 @@
         <w:t xml:space="preserve">Кладовщик: </w:t>
       </w:r>
       <w:r>
-        <w:t xml:space="preserve">Фёдоров Павел Петрович</w:t>
+        <w:t xml:space="preserve">Волкова Анна Юрьевна</w:t>
       </w:r>
     </w:p>
     <w:p>
@@ -742,7 +742,7 @@
         <w:t xml:space="preserve">Тел. склада: </w:t>
       </w:r>
       <w:r>
-        <w:t xml:space="preserve">+7 (843) 977-90-36</w:t>
+        <w:t xml:space="preserve">+7 (383) 250-39-85</w:t>
       </w:r>
     </w:p>
     <w:p/>
@@ -812,19 +812,19 @@
         <w:t xml:space="preserve">Реквизиты для возврата: </w:t>
       </w:r>
       <w:r>
-        <w:t xml:space="preserve">443010, г. Самара, наб. Ленина, д. 43, кв. 114</w:t>
+        <w:t xml:space="preserve">614000, г. Пермь, ш. Мира, д. 84, кв. 22</w:t>
       </w:r>
       <w:r>
         <w:t xml:space="preserve">, ИНН </w:t>
       </w:r>
       <w:r>
-        <w:t xml:space="preserve">5592414415</w:t>
+        <w:t xml:space="preserve">6390575595</w:t>
       </w:r>
       <w:r>
         <w:t xml:space="preserve">, контакт: </w:t>
       </w:r>
       <w:r>
-        <w:t xml:space="preserve">Сидорова Людмила Дмитриевна</w:t>
+        <w:t xml:space="preserve">Морозов Павел Петрович</w:t>
       </w:r>
     </w:p>
   </w:footnote>

--- a/tests/corpus_v2/docs/works_0010.docx
+++ b/tests/corpus_v2/docs/works_0010.docx
@@ -261,10 +261,16 @@
         <w:t xml:space="preserve">МКАС при ТПП РФ</w:t>
       </w:r>
       <w:r>
+        <w:t xml:space="preserve">. Товар отгружается с сопроводительным документом паспорт качества № </w:t>
+      </w:r>
+      <w:r>
+        <w:t xml:space="preserve">99 14 181976</w:t>
+      </w:r>
+      <w:r>
         <w:t xml:space="preserve">. Цена — </w:t>
       </w:r>
       <w:r>
-        <w:t xml:space="preserve">7960002 (семь миллионов девятьсот шестьдесят тысяч два) рубля</w:t>
+        <w:t xml:space="preserve">185002 (сто восемьдесят пять тысяч два) рубля</w:t>
       </w:r>
       <w:r>
         <w:t xml:space="preserve">, в т.ч. НДС </w:t>
@@ -290,7 +296,7 @@
         <w:t xml:space="preserve">3.1. Место исполнения обязательств: </w:t>
       </w:r>
       <w:r>
-        <w:t xml:space="preserve">а/я 85, г. Тверь, 170100</w:t>
+        <w:t xml:space="preserve">а/я 69, г. Пермь, 614000</w:t>
       </w:r>
       <w:r>
         <w:t xml:space="preserve">.</w:t>
@@ -307,7 +313,7 @@
         <w:t xml:space="preserve"> по телефону </w:t>
       </w:r>
       <w:r>
-        <w:t xml:space="preserve">+7 (495) 148-68-78</w:t>
+        <w:t xml:space="preserve">+7 (843) 378-15-31</w:t>
       </w:r>
       <w:r>
         <w:t xml:space="preserve">.</w:t>
@@ -318,7 +324,7 @@
         <w:t xml:space="preserve">3.3. Срок исполнения обязательств — </w:t>
       </w:r>
       <w:r>
-        <w:t xml:space="preserve">в течение тридцати дней с даты подписания Сторонами акта сдачи-приемки оказанных услуг</w:t>
+        <w:t xml:space="preserve">в течение шестидесяти дней с даты подписания Сторонами акта сдачи-приемки оказанных услуг</w:t>
       </w:r>
       <w:r>
         <w:t xml:space="preserve">.</w:t>
@@ -355,7 +361,7 @@
         <w:t xml:space="preserve">. Предельный размер ответственности: </w:t>
       </w:r>
       <w:r>
-        <w:t xml:space="preserve">10 (десять) процентов от общей суммы счета</w:t>
+        <w:t xml:space="preserve">20 (двадцать) процентов от общей суммы счета</w:t>
       </w:r>
       <w:r>
         <w:t xml:space="preserve">, но не более </w:t>
@@ -383,7 +389,7 @@
         <w:t xml:space="preserve">Сторона, для которой создалась невозможность исполнения, обязана уведомить другую Сторону. Срок уведомления — </w:t>
       </w:r>
       <w:r>
-        <w:t xml:space="preserve">не позднее 02.03.2025</w:t>
+        <w:t xml:space="preserve">не позднее 05.06.2026</w:t>
       </w:r>
       <w:r>
         <w:t xml:space="preserve">.</w:t>
@@ -426,10 +432,10 @@
         <w:t xml:space="preserve">Место исполнения: </w:t>
       </w:r>
       <w:r>
-        <w:t xml:space="preserve">443010, г. Самара, пер. Космонавтов, д. 37, кв. 79</w:t>
-      </w:r>
-      <w:r>
-        <w:t xml:space="preserve">5252246523</w:t>
+        <w:t xml:space="preserve">141400, г. Химки, пер. Октябрьская, д. 20, кв. 84</w:t>
+      </w:r>
+      <w:r>
+        <w:t xml:space="preserve">2246523501</w:t>
       </w:r>
     </w:p>
     <w:p/>
@@ -450,10 +456,10 @@
         <w:rPr>
           <w:b/>
         </w:rPr>
-        <w:t xml:space="preserve">95/20</w:t>
-      </w:r>
-      <w:r>
-        <w:t xml:space="preserve">23-С</w:t>
+        <w:t xml:space="preserve">61/20</w:t>
+      </w:r>
+      <w:r>
+        <w:t xml:space="preserve">23-К</w:t>
       </w:r>
       <w:r>
         <w:t xml:space="preserve">.</w:t>
@@ -467,10 +473,10 @@
         <w:rPr>
           <w:b/>
         </w:rPr>
-        <w:t xml:space="preserve">6</w:t>
-      </w:r>
-      <w:r>
-        <w:t xml:space="preserve">80 000 (Шестьсот восемьдесят тысяч) рублей 00 копеек</w:t>
+        <w:t xml:space="preserve">19 7</w:t>
+      </w:r>
+      <w:r>
+        <w:t xml:space="preserve">00 000 (Девятнадцать миллионов семьсот тысяч) рублей 00 копеек</w:t>
       </w:r>
       <w:r>
         <w:t xml:space="preserve">.</w:t>
@@ -498,7 +504,7 @@
         <w:t xml:space="preserve">9.4. Контрольная запись: </w:t>
       </w:r>
       <w:r>
-        <w:t xml:space="preserve">в течение 45  дней со дня предъявлен ия требования</w:t>
+        <w:t xml:space="preserve">в течение 36 меся­цев с момента выставления  счета</w:t>
       </w:r>
       <w:r>
         <w:t xml:space="preserve">.</w:t>
@@ -556,7 +562,7 @@
               <w:t xml:space="preserve">Адрес регистрации: </w:t>
             </w:r>
             <w:r>
-              <w:t xml:space="preserve">а/я 18, г. Нижний Новгород, 603000</w:t>
+              <w:t xml:space="preserve">а/я 58, г. Новосибирск, 630099</w:t>
             </w:r>
           </w:p>
           <w:p>
@@ -595,7 +601,7 @@
               <w:t xml:space="preserve">Тел.: </w:t>
             </w:r>
             <w:r>
-              <w:t xml:space="preserve">+7 (499) 456-17-82</w:t>
+              <w:t xml:space="preserve">+7 (812) 174-29-11</w:t>
             </w:r>
           </w:p>
           <w:p>
@@ -603,7 +609,7 @@
               <w:t xml:space="preserve">E-mail: </w:t>
             </w:r>
             <w:r>
-              <w:t xml:space="preserve">koval@sibtrans.ru</w:t>
+              <w:t xml:space="preserve">koval@yandex.ru</w:t>
             </w:r>
           </w:p>
           <w:p/>
@@ -641,7 +647,7 @@
               <w:t xml:space="preserve">Адрес регистрации: </w:t>
             </w:r>
             <w:r>
-              <w:t xml:space="preserve">а/я 23, г. Санкт-Петербург, 190000</w:t>
+              <w:t xml:space="preserve">а/я 62, г. Тверь, 170100</w:t>
             </w:r>
           </w:p>
           <w:p>
@@ -680,7 +686,7 @@
               <w:t xml:space="preserve">Тел.: </w:t>
             </w:r>
             <w:r>
-              <w:t xml:space="preserve">+7 (499) 818-56-66</w:t>
+              <w:t xml:space="preserve">+7 (383) 344-88-35</w:t>
             </w:r>
           </w:p>
           <w:p>
@@ -688,7 +694,7 @@
               <w:t xml:space="preserve">E-mail: </w:t>
             </w:r>
             <w:r>
-              <w:t xml:space="preserve">novikov@corp-tehno.ru</w:t>
+              <w:t xml:space="preserve">novikov@inbox.ru</w:t>
             </w:r>
           </w:p>
           <w:p/>
@@ -723,7 +729,7 @@
         <w:t xml:space="preserve">Адрес склада грузополучателя: </w:t>
       </w:r>
       <w:r>
-        <w:t xml:space="preserve">а/я 26, г. Одинцово, 143000</w:t>
+        <w:t xml:space="preserve">а/я 19, г. Сергиев Посад, 141300</w:t>
       </w:r>
       <w:r>
         <w:t xml:space="preserve">.</w:t>
@@ -734,7 +740,7 @@
         <w:t xml:space="preserve">Кладовщик: </w:t>
       </w:r>
       <w:r>
-        <w:t xml:space="preserve">Волкова Анна Юрьевна</w:t>
+        <w:t xml:space="preserve">Фёдоров Павел Петрович</w:t>
       </w:r>
     </w:p>
     <w:p>
@@ -742,7 +748,7 @@
         <w:t xml:space="preserve">Тел. склада: </w:t>
       </w:r>
       <w:r>
-        <w:t xml:space="preserve">+7 (383) 250-39-85</w:t>
+        <w:t xml:space="preserve">+7 (383) 769-20-63</w:t>
       </w:r>
     </w:p>
     <w:p/>
@@ -812,19 +818,19 @@
         <w:t xml:space="preserve">Реквизиты для возврата: </w:t>
       </w:r>
       <w:r>
-        <w:t xml:space="preserve">614000, г. Пермь, ш. Мира, д. 84, кв. 22</w:t>
+        <w:t xml:space="preserve">143000, г. Одинцово, ш. Пушкина, д. 3, кв. 192</w:t>
       </w:r>
       <w:r>
         <w:t xml:space="preserve">, ИНН </w:t>
       </w:r>
       <w:r>
-        <w:t xml:space="preserve">6390575595</w:t>
+        <w:t xml:space="preserve">5755924140</w:t>
       </w:r>
       <w:r>
         <w:t xml:space="preserve">, контакт: </w:t>
       </w:r>
       <w:r>
-        <w:t xml:space="preserve">Морозов Павел Петрович</w:t>
+        <w:t xml:space="preserve">Смирнова Татьяна Петровна</w:t>
       </w:r>
     </w:p>
   </w:footnote>

--- a/tests/corpus_v2/docs/works_0010.docx
+++ b/tests/corpus_v2/docs/works_0010.docx
@@ -267,10 +267,46 @@
         <w:t xml:space="preserve">99 14 181976</w:t>
       </w:r>
       <w:r>
+        <w:t xml:space="preserve">. К партии приложен паспорт изделия № </w:t>
+      </w:r>
+      <w:r>
+        <w:t xml:space="preserve">22 02 840417</w:t>
+      </w:r>
+      <w:r>
+        <w:t xml:space="preserve">. Оборудование поставляется с паспортом транспортного средства № </w:t>
+      </w:r>
+      <w:r>
+        <w:t xml:space="preserve">11 22 057504</w:t>
+      </w:r>
+      <w:r>
+        <w:t xml:space="preserve">. Приёмка производится согласно техническому паспорту </w:t>
+      </w:r>
+      <w:r>
+        <w:t xml:space="preserve">07 15 561648</w:t>
+      </w:r>
+      <w:r>
+        <w:t xml:space="preserve">. СНИЛС не указан, номер заказа </w:t>
+      </w:r>
+      <w:r>
+        <w:t xml:space="preserve">425-942-279 05</w:t>
+      </w:r>
+      <w:r>
+        <w:t xml:space="preserve">. Дата рождения не проставлена, документ выдан </w:t>
+      </w:r>
+      <w:r>
+        <w:t xml:space="preserve">06.09.2024</w:t>
+      </w:r>
+      <w:r>
+        <w:t xml:space="preserve">. Код подразделения, см. артикул </w:t>
+      </w:r>
+      <w:r>
+        <w:t xml:space="preserve">151-361</w:t>
+      </w:r>
+      <w:r>
         <w:t xml:space="preserve">. Цена — </w:t>
       </w:r>
       <w:r>
-        <w:t xml:space="preserve">185002 (сто восемьдесят пять тысяч два) рубля</w:t>
+        <w:t xml:space="preserve">6340002 (шесть миллионов триста сорок тысяч два) рубля</w:t>
       </w:r>
       <w:r>
         <w:t xml:space="preserve">, в т.ч. НДС </w:t>
@@ -296,7 +332,7 @@
         <w:t xml:space="preserve">3.1. Место исполнения обязательств: </w:t>
       </w:r>
       <w:r>
-        <w:t xml:space="preserve">а/я 69, г. Пермь, 614000</w:t>
+        <w:t xml:space="preserve">а/я 42, г. Химки, 141400</w:t>
       </w:r>
       <w:r>
         <w:t xml:space="preserve">.</w:t>
@@ -313,7 +349,7 @@
         <w:t xml:space="preserve"> по телефону </w:t>
       </w:r>
       <w:r>
-        <w:t xml:space="preserve">+7 (843) 378-15-31</w:t>
+        <w:t xml:space="preserve">+7 (499) 284-47-63</w:t>
       </w:r>
       <w:r>
         <w:t xml:space="preserve">.</w:t>
@@ -324,7 +360,7 @@
         <w:t xml:space="preserve">3.3. Срок исполнения обязательств — </w:t>
       </w:r>
       <w:r>
-        <w:t xml:space="preserve">в течение шестидесяти дней с даты подписания Сторонами акта сдачи-приемки оказанных услуг</w:t>
+        <w:t xml:space="preserve">в течение двадцати дней с даты подписания Сторонами акта сдачи-приемки оказанных услуг</w:t>
       </w:r>
       <w:r>
         <w:t xml:space="preserve">.</w:t>
@@ -361,7 +397,7 @@
         <w:t xml:space="preserve">. Предельный размер ответственности: </w:t>
       </w:r>
       <w:r>
-        <w:t xml:space="preserve">20 (двадцать) процентов от общей суммы счета</w:t>
+        <w:t xml:space="preserve">7 (семь) процентов от общей суммы счета</w:t>
       </w:r>
       <w:r>
         <w:t xml:space="preserve">, но не более </w:t>
@@ -389,7 +425,7 @@
         <w:t xml:space="preserve">Сторона, для которой создалась невозможность исполнения, обязана уведомить другую Сторону. Срок уведомления — </w:t>
       </w:r>
       <w:r>
-        <w:t xml:space="preserve">не позднее 05.06.2026</w:t>
+        <w:t xml:space="preserve">не позднее 24.04.2026</w:t>
       </w:r>
       <w:r>
         <w:t xml:space="preserve">.</w:t>
@@ -403,7 +439,7 @@
         <w:t xml:space="preserve">Все споры и разногласия решаются путём переговоров. Претензионный порядок обязателен, срок ответа на претензию — </w:t>
       </w:r>
       <w:r>
-        <w:t xml:space="preserve">в течение двадцати банковских дней со дня предъявления требования</w:t>
+        <w:t xml:space="preserve">в течение трех банковских дней со дня предъявления требования</w:t>
       </w:r>
       <w:r>
         <w:t xml:space="preserve">.</w:t>
@@ -432,10 +468,10 @@
         <w:t xml:space="preserve">Место исполнения: </w:t>
       </w:r>
       <w:r>
-        <w:t xml:space="preserve">141400, г. Химки, пер. Октябрьская, д. 20, кв. 84</w:t>
-      </w:r>
-      <w:r>
-        <w:t xml:space="preserve">2246523501</w:t>
+        <w:t xml:space="preserve">344002, г. Ростов-на-Дону, наб. Баумана, д. 83, кв. 123</w:t>
+      </w:r>
+      <w:r>
+        <w:t xml:space="preserve">2810384920</w:t>
       </w:r>
     </w:p>
     <w:p/>
@@ -456,10 +492,10 @@
         <w:rPr>
           <w:b/>
         </w:rPr>
-        <w:t xml:space="preserve">61/20</w:t>
-      </w:r>
-      <w:r>
-        <w:t xml:space="preserve">23-К</w:t>
+        <w:t xml:space="preserve">27/20</w:t>
+      </w:r>
+      <w:r>
+        <w:t xml:space="preserve">24-П</w:t>
       </w:r>
       <w:r>
         <w:t xml:space="preserve">.</w:t>
@@ -473,10 +509,10 @@
         <w:rPr>
           <w:b/>
         </w:rPr>
-        <w:t xml:space="preserve">19 7</w:t>
-      </w:r>
-      <w:r>
-        <w:t xml:space="preserve">00 000 (Девятнадцать миллионов семьсот тысяч) рублей 00 копеек</w:t>
+        <w:t xml:space="preserve">59 2</w:t>
+      </w:r>
+      <w:r>
+        <w:t xml:space="preserve">00 000 (Пятьдесят девять миллионов двести тысяч) рублей 00 копеек</w:t>
       </w:r>
       <w:r>
         <w:t xml:space="preserve">.</w:t>
@@ -504,7 +540,7 @@
         <w:t xml:space="preserve">9.4. Контрольная запись: </w:t>
       </w:r>
       <w:r>
-        <w:t xml:space="preserve">в течение 36 меся­цев с момента выставления  счета</w:t>
+        <w:t xml:space="preserve">в теч ение  20 дней со дня предъявления требования</w:t>
       </w:r>
       <w:r>
         <w:t xml:space="preserve">.</w:t>
@@ -562,7 +598,7 @@
               <w:t xml:space="preserve">Адрес регистрации: </w:t>
             </w:r>
             <w:r>
-              <w:t xml:space="preserve">а/я 58, г. Новосибирск, 630099</w:t>
+              <w:t xml:space="preserve">а/я 62, г. Тверь, 170100</w:t>
             </w:r>
           </w:p>
           <w:p>
@@ -601,7 +637,7 @@
               <w:t xml:space="preserve">Тел.: </w:t>
             </w:r>
             <w:r>
-              <w:t xml:space="preserve">+7 (812) 174-29-11</w:t>
+              <w:t xml:space="preserve">+7 (383) 344-88-35</w:t>
             </w:r>
           </w:p>
           <w:p>
@@ -609,7 +645,7 @@
               <w:t xml:space="preserve">E-mail: </w:t>
             </w:r>
             <w:r>
-              <w:t xml:space="preserve">koval@yandex.ru</w:t>
+              <w:t xml:space="preserve">koval@inbox.ru</w:t>
             </w:r>
           </w:p>
           <w:p/>
@@ -647,7 +683,7 @@
               <w:t xml:space="preserve">Адрес регистрации: </w:t>
             </w:r>
             <w:r>
-              <w:t xml:space="preserve">а/я 62, г. Тверь, 170100</w:t>
+              <w:t xml:space="preserve">а/я 19, г. Сергиев Посад, 141300</w:t>
             </w:r>
           </w:p>
           <w:p>
@@ -686,7 +722,7 @@
               <w:t xml:space="preserve">Тел.: </w:t>
             </w:r>
             <w:r>
-              <w:t xml:space="preserve">+7 (383) 344-88-35</w:t>
+              <w:t xml:space="preserve">+7 (499) 705-90-23</w:t>
             </w:r>
           </w:p>
           <w:p>
@@ -694,7 +730,7 @@
               <w:t xml:space="preserve">E-mail: </w:t>
             </w:r>
             <w:r>
-              <w:t xml:space="preserve">novikov@inbox.ru</w:t>
+              <w:t xml:space="preserve">novikov@mail.ru</w:t>
             </w:r>
           </w:p>
           <w:p/>
@@ -729,7 +765,7 @@
         <w:t xml:space="preserve">Адрес склада грузополучателя: </w:t>
       </w:r>
       <w:r>
-        <w:t xml:space="preserve">а/я 19, г. Сергиев Посад, 141300</w:t>
+        <w:t xml:space="preserve">а/я 96, г. Одинцово, 143000</w:t>
       </w:r>
       <w:r>
         <w:t xml:space="preserve">.</w:t>
@@ -740,7 +776,7 @@
         <w:t xml:space="preserve">Кладовщик: </w:t>
       </w:r>
       <w:r>
-        <w:t xml:space="preserve">Фёдоров Павел Петрович</w:t>
+        <w:t xml:space="preserve">Крылова Ирина Николаевна</w:t>
       </w:r>
     </w:p>
     <w:p>
@@ -748,7 +784,7 @@
         <w:t xml:space="preserve">Тел. склада: </w:t>
       </w:r>
       <w:r>
-        <w:t xml:space="preserve">+7 (383) 769-20-63</w:t>
+        <w:t xml:space="preserve">+7 (383) 802-29-48</w:t>
       </w:r>
     </w:p>
     <w:p/>
@@ -818,19 +854,19 @@
         <w:t xml:space="preserve">Реквизиты для возврата: </w:t>
       </w:r>
       <w:r>
-        <w:t xml:space="preserve">143000, г. Одинцово, ш. Пушкина, д. 3, кв. 192</w:t>
+        <w:t xml:space="preserve">614000, г. Пермь, проезд Мира, д. 36, кв. 74</w:t>
       </w:r>
       <w:r>
         <w:t xml:space="preserve">, ИНН </w:t>
       </w:r>
       <w:r>
-        <w:t xml:space="preserve">5755924140</w:t>
+        <w:t xml:space="preserve">1414943756</w:t>
       </w:r>
       <w:r>
         <w:t xml:space="preserve">, контакт: </w:t>
       </w:r>
       <w:r>
-        <w:t xml:space="preserve">Смирнова Татьяна Петровна</w:t>
+        <w:t xml:space="preserve">Крылова Анна Сергеевна</w:t>
       </w:r>
     </w:p>
   </w:footnote>

--- a/tests/corpus_v2/docs/works_0010.docx
+++ b/tests/corpus_v2/docs/works_0010.docx
@@ -318,244 +318,120 @@
         <w:t xml:space="preserve">.</w:t>
       </w:r>
     </w:p>
-    <w:p/>
-    <w:p>
-      <w:r>
-        <w:rPr>
-          <w:b/>
-        </w:rPr>
-        <w:t xml:space="preserve">3. МЕСТО И СРОКИ ИСПОЛНЕНИЯ</w:t>
-      </w:r>
-    </w:p>
-    <w:p>
-      <w:r>
-        <w:t xml:space="preserve">3.1. Место исполнения обязательств: </w:t>
-      </w:r>
-      <w:r>
-        <w:t xml:space="preserve">а/я 42, г. Химки, 141400</w:t>
-      </w:r>
-      <w:r>
-        <w:t xml:space="preserve">.</w:t>
-      </w:r>
-    </w:p>
-    <w:p>
-      <w:r>
-        <w:t xml:space="preserve">3.2. Уведомления направляются </w:t>
-      </w:r>
-      <w:r>
-        <w:t xml:space="preserve">Новикову Михаилу Дмитриевичу</w:t>
-      </w:r>
-      <w:r>
-        <w:t xml:space="preserve"> по телефону </w:t>
-      </w:r>
-      <w:r>
-        <w:t xml:space="preserve">+7 (499) 284-47-63</w:t>
-      </w:r>
-      <w:r>
-        <w:t xml:space="preserve">.</w:t>
-      </w:r>
-    </w:p>
-    <w:p>
-      <w:r>
-        <w:t xml:space="preserve">3.3. Срок исполнения обязательств — </w:t>
-      </w:r>
-      <w:r>
-        <w:t xml:space="preserve">в течение двадцати дней с даты подписания Сторонами акта сдачи-приемки оказанных услуг</w:t>
-      </w:r>
-      <w:r>
-        <w:t xml:space="preserve">.</w:t>
-      </w:r>
-    </w:p>
-    <w:p/>
-    <w:p>
-      <w:r>
-        <w:rPr>
-          <w:b/>
-        </w:rPr>
-        <w:t xml:space="preserve">4. ПРОЧИЕ УСЛОВИЯ</w:t>
-      </w:r>
-    </w:p>
-    <w:p>
-      <w:r>
-        <w:t xml:space="preserve">4.1. </w:t>
-      </w:r>
-      <w:r>
-        <w:t xml:space="preserve">Стороны несут ответственность за неисполнение или ненадлежащее исполнение обязательств в соответствии с законодательством Российской Федерации.</w:t>
-      </w:r>
-    </w:p>
-    <w:p>
-      <w:r>
-        <w:t xml:space="preserve">4.2. </w:t>
-      </w:r>
-      <w:r>
-        <w:t xml:space="preserve">Размер неустойки за нарушение сроков оплаты: </w:t>
-      </w:r>
-      <w:r>
-        <w:t xml:space="preserve">0,01 (одна сотая процента) % годовых</w:t>
-      </w:r>
-      <w:r>
-        <w:t xml:space="preserve">. Предельный размер ответственности: </w:t>
-      </w:r>
-      <w:r>
-        <w:t xml:space="preserve">7 (семь) процентов от общей суммы счета</w:t>
-      </w:r>
-      <w:r>
-        <w:t xml:space="preserve">, но не более </w:t>
-      </w:r>
-      <w:r>
-        <w:t xml:space="preserve">0,1 (одной десятой) % от цены Договора</w:t>
-      </w:r>
-      <w:r>
-        <w:t xml:space="preserve">.</w:t>
-      </w:r>
-    </w:p>
-    <w:p>
-      <w:r>
-        <w:t xml:space="preserve">4.3. </w:t>
-      </w:r>
-      <w:r>
-        <w:t xml:space="preserve">Стороны освобождаются от ответственности при наступлении обстоятельств непреодолимой силы, если они прямо повлияли на исполнение обязательств.</w:t>
-      </w:r>
-    </w:p>
-    <w:p>
-      <w:r>
-        <w:t xml:space="preserve">4.4. </w:t>
-      </w:r>
-      <w:r>
-        <w:t xml:space="preserve">Сторона, для которой создалась невозможность исполнения, обязана уведомить другую Сторону. Срок уведомления — </w:t>
-      </w:r>
-      <w:r>
-        <w:t xml:space="preserve">не позднее 24.04.2026</w:t>
-      </w:r>
-      <w:r>
-        <w:t xml:space="preserve">.</w:t>
-      </w:r>
-    </w:p>
-    <w:p>
-      <w:r>
-        <w:t xml:space="preserve">4.5. </w:t>
-      </w:r>
-      <w:r>
-        <w:t xml:space="preserve">Все споры и разногласия решаются путём переговоров. Претензионный порядок обязателен, срок ответа на претензию — </w:t>
-      </w:r>
-      <w:r>
-        <w:t xml:space="preserve">в течение трех банковских дней со дня предъявления требования</w:t>
-      </w:r>
-      <w:r>
-        <w:t xml:space="preserve">.</w:t>
-      </w:r>
-    </w:p>
-    <w:p/>
-    <w:p/>
-    <w:p>
-      <w:r>
-        <w:rPr>
-          <w:b/>
-        </w:rPr>
-        <w:t xml:space="preserve">10. ДОПОЛНИТЕЛЬНЫЕ СВЕДЕНИЯ О СТОРОНАХ</w:t>
-      </w:r>
-    </w:p>
-    <w:p>
-      <w:r>
-        <w:t xml:space="preserve">ОТВЕТСТВЕННЫЙ: </w:t>
-      </w:r>
-      <w:r>
-        <w:t xml:space="preserve">КОВАЛЬ МИХАИЛ ЕГОРОВИЧ</w:t>
-      </w:r>
-    </w:p>
-    <w:p>
-      <w:r>
-        <w:t xml:space="preserve">Место исполнения: </w:t>
-      </w:r>
-      <w:r>
-        <w:t xml:space="preserve">344002, г. Ростов-на-Дону, наб. Баумана, д. 83, кв. 123</w:t>
-      </w:r>
-      <w:r>
-        <w:t xml:space="preserve">2810384920</w:t>
-      </w:r>
-    </w:p>
-    <w:p/>
-    <w:p/>
-    <w:p>
-      <w:r>
-        <w:rPr>
-          <w:b/>
-        </w:rPr>
-        <w:t xml:space="preserve">9. КОНТРОЛЬНЫЕ ВЕЛИЧИНЫ</w:t>
-      </w:r>
-    </w:p>
-    <w:p>
-      <w:r>
-        <w:t xml:space="preserve">9.1. Контрольная запись: </w:t>
-      </w:r>
-      <w:r>
-        <w:rPr>
-          <w:b/>
-        </w:rPr>
-        <w:t xml:space="preserve">27/20</w:t>
-      </w:r>
-      <w:r>
-        <w:t xml:space="preserve">24-П</w:t>
-      </w:r>
-      <w:r>
-        <w:t xml:space="preserve">.</w:t>
-      </w:r>
-    </w:p>
-    <w:p>
-      <w:r>
-        <w:t xml:space="preserve">9.2. Контрольная запись: </w:t>
-      </w:r>
-      <w:r>
-        <w:rPr>
-          <w:b/>
-        </w:rPr>
-        <w:t xml:space="preserve">59 2</w:t>
-      </w:r>
-      <w:r>
-        <w:t xml:space="preserve">00 000 (Пятьдесят девять миллионов двести тысяч) рублей 00 копеек</w:t>
-      </w:r>
-      <w:r>
-        <w:t xml:space="preserve">.</w:t>
-      </w:r>
-    </w:p>
-    <w:p>
-      <w:r>
-        <w:t xml:space="preserve">9.3. Контрольная запись: </w:t>
-      </w:r>
-      <w:r>
-        <w:rPr>
-          <w:b/>
-        </w:rPr>
-        <w:t xml:space="preserve">1/3</w:t>
-      </w:r>
-      <w:r>
-        <w:t xml:space="preserve">00 ключевой ставки ЦБ РФ от общей суммы счета</w:t>
-      </w:r>
-      <w:r>
-        <w:t xml:space="preserve">.</w:t>
-      </w:r>
-    </w:p>
-    <w:p>
-      <w:r>
-        <w:t xml:space="preserve">9.4. Контрольная запись: </w:t>
-      </w:r>
-      <w:r>
-        <w:t xml:space="preserve">в теч ение  20 дней со дня предъявления требования</w:t>
-      </w:r>
-      <w:r>
-        <w:t xml:space="preserve">.</w:t>
-      </w:r>
-    </w:p>
-    <w:p/>
-    <w:p>
-      <w:r>
-        <w:rPr>
-          <w:b/>
-        </w:rPr>
-        <w:t xml:space="preserve">РЕКВИЗИТЫ И ПОДПИСИ СТОРОН</w:t>
-      </w:r>
-    </w:p>
-    <w:p/>
+    <w:p>
+      <w:r>
+        <w:t xml:space="preserve">2.5. </w:t>
+      </w:r>
+      <w:r>
+        <w:t xml:space="preserve">Товар маркирован штрихкодом </w:t>
+      </w:r>
+      <w:r>
+        <w:t xml:space="preserve">4605775392065</w:t>
+      </w:r>
+      <w:r>
+        <w:t xml:space="preserve">. Код контрагента по ОКПО — </w:t>
+      </w:r>
+      <w:r>
+        <w:t xml:space="preserve">5616933104</w:t>
+      </w:r>
+      <w:r>
+        <w:t xml:space="preserve">. Оборудование учтено под инвентарным номером </w:t>
+      </w:r>
+      <w:r>
+        <w:t xml:space="preserve">042531747</w:t>
+      </w:r>
+      <w:r>
+        <w:t xml:space="preserve">, складской позиции присвоен номер </w:t>
+      </w:r>
+      <w:r>
+        <w:t xml:space="preserve">350138224</w:t>
+      </w:r>
+      <w:r>
+        <w:t xml:space="preserve">.</w:t>
+      </w:r>
+    </w:p>
+    <w:p>
+      <w:r>
+        <w:t xml:space="preserve">2.6. </w:t>
+      </w:r>
+      <w:r>
+        <w:t xml:space="preserve">Оплата по счёту-фактуре на КБК </w:t>
+      </w:r>
+      <w:r>
+        <w:t xml:space="preserve">18210101011011000130</w:t>
+      </w:r>
+      <w:r>
+        <w:t xml:space="preserve">. ИНН не присвоен, регистрационный № </w:t>
+      </w:r>
+      <w:r>
+        <w:t xml:space="preserve">5068933788</w:t>
+      </w:r>
+      <w:r>
+        <w:t xml:space="preserve">. ИНН не присвоен, платёжный документ № </w:t>
+      </w:r>
+      <w:r>
+        <w:t xml:space="preserve">736228501360</w:t>
+      </w:r>
+      <w:r>
+        <w:t xml:space="preserve">. Заказчик действует в лице </w:t>
+      </w:r>
+      <w:r>
+        <w:t xml:space="preserve">уполномоченного представителя</w:t>
+      </w:r>
+      <w:r>
+        <w:t xml:space="preserve">, назначаемого приказом.</w:t>
+      </w:r>
+    </w:p>
+    <w:p>
+      <w:r>
+        <w:t xml:space="preserve">2.7. </w:t>
+      </w:r>
+      <w:r>
+        <w:t xml:space="preserve">Массовая доля влаги в товаре — </w:t>
+      </w:r>
+      <w:r>
+        <w:t xml:space="preserve">не более 13 %</w:t>
+      </w:r>
+      <w:r>
+        <w:t xml:space="preserve">. Товар подлежит хранению </w:t>
+      </w:r>
+      <w:r>
+        <w:t xml:space="preserve">в течение 48 часов</w:t>
+      </w:r>
+      <w:r>
+        <w:t xml:space="preserve"> при температуре не выше +4 °C. Срок исковой давности по требованиям, вытекающим из Договора, составляет </w:t>
+      </w:r>
+      <w:r>
+        <w:t xml:space="preserve">в течение трёх лет</w:t>
+      </w:r>
+      <w:r>
+        <w:t xml:space="preserve">, как установлено статьёй 196 Гражданского кодекса Российской Федерации. Обработка данных ведётся согласно Федеральному закону от 27.07.2006 № 152-ФЗ </w:t>
+      </w:r>
+      <w:r>
+        <w:t xml:space="preserve">«О персональных данных»</w:t>
+      </w:r>
+      <w:r>
+        <w:t xml:space="preserve">. Товар поставляется под маркой </w:t>
+      </w:r>
+      <w:r>
+        <w:t xml:space="preserve">«Стандарт»</w:t>
+      </w:r>
+      <w:r>
+        <w:t xml:space="preserve">. Влажность определяется </w:t>
+      </w:r>
+      <w:r>
+        <w:t xml:space="preserve">по методу Кьельдаля</w:t>
+      </w:r>
+      <w:r>
+        <w:t xml:space="preserve">. Споры передаются на рассмотрение в Арбитражный суд </w:t>
+      </w:r>
+      <w:r>
+        <w:t xml:space="preserve">города Москвы</w:t>
+      </w:r>
+      <w:r>
+        <w:t xml:space="preserve">.</w:t>
+      </w:r>
+    </w:p>
     <w:tbl>
       <w:tblPr>
         <w:tblW w:w="9360" w:type="dxa"/>
@@ -579,82 +455,7 @@
           </w:tcPr>
           <w:p>
             <w:r>
-              <w:rPr>
-                <w:b/>
-              </w:rPr>
-              <w:t xml:space="preserve">Подрядчик:</w:t>
-            </w:r>
-          </w:p>
-          <w:p>
-            <w:r>
-              <w:t xml:space="preserve">Индивидуальный предприниматель </w:t>
-            </w:r>
-            <w:r>
-              <w:t xml:space="preserve">Коваль Михаил Егорович</w:t>
-            </w:r>
-          </w:p>
-          <w:p>
-            <w:r>
-              <w:t xml:space="preserve">Адрес регистрации: </w:t>
-            </w:r>
-            <w:r>
-              <w:t xml:space="preserve">а/я 62, г. Тверь, 170100</w:t>
-            </w:r>
-          </w:p>
-          <w:p>
-            <w:r>
-              <w:t xml:space="preserve">ИНН </w:t>
-            </w:r>
-            <w:r>
-              <w:t xml:space="preserve">470173276698</w:t>
-            </w:r>
-            <w:r>
-              <w:t xml:space="preserve"> ОГРНИП </w:t>
-            </w:r>
-            <w:r>
-              <w:t xml:space="preserve">393786824817285</w:t>
-            </w:r>
-          </w:p>
-          <w:p>
-            <w:r>
-              <w:t xml:space="preserve">р/с </w:t>
-            </w:r>
-            <w:r>
-              <w:t xml:space="preserve">40802810473044328788</w:t>
-            </w:r>
-            <w:r>
-              <w:t xml:space="preserve"> в АО «Альфа-Банк»</w:t>
-            </w:r>
-            <w:r>
-              <w:t xml:space="preserve">, БИК </w:t>
-            </w:r>
-            <w:r>
-              <w:t xml:space="preserve">044525593</w:t>
-            </w:r>
-          </w:p>
-          <w:p>
-            <w:r>
-              <w:t xml:space="preserve">Тел.: </w:t>
-            </w:r>
-            <w:r>
-              <w:t xml:space="preserve">+7 (383) 344-88-35</w:t>
-            </w:r>
-          </w:p>
-          <w:p>
-            <w:r>
-              <w:t xml:space="preserve">E-mail: </w:t>
-            </w:r>
-            <w:r>
-              <w:t xml:space="preserve">koval@inbox.ru</w:t>
-            </w:r>
-          </w:p>
-          <w:p/>
-          <w:p>
-            <w:r>
-              <w:t xml:space="preserve">ИП ______________ </w:t>
-            </w:r>
-            <w:r>
-              <w:t xml:space="preserve">Коваль М. Е.</w:t>
+              <w:t xml:space="preserve">8</w:t>
             </w:r>
           </w:p>
         </w:tc>
@@ -664,6 +465,358 @@
           </w:tcPr>
           <w:p>
             <w:r>
+              <w:t xml:space="preserve">9276381809</w:t>
+            </w:r>
+          </w:p>
+        </w:tc>
+      </w:tr>
+    </w:tbl>
+    <w:p/>
+    <w:p>
+      <w:r>
+        <w:rPr>
+          <w:b/>
+        </w:rPr>
+        <w:t xml:space="preserve">3. МЕСТО И СРОКИ ИСПОЛНЕНИЯ</w:t>
+      </w:r>
+    </w:p>
+    <w:p>
+      <w:r>
+        <w:t xml:space="preserve">3.1. Место исполнения обязательств: </w:t>
+      </w:r>
+      <w:r>
+        <w:t xml:space="preserve">а/я 12, г. Пермь, 614000</w:t>
+      </w:r>
+      <w:r>
+        <w:t xml:space="preserve">.</w:t>
+      </w:r>
+    </w:p>
+    <w:p>
+      <w:r>
+        <w:t xml:space="preserve">3.2. Уведомления направляются </w:t>
+      </w:r>
+      <w:r>
+        <w:t xml:space="preserve">Новикову Михаилу Дмитриевичу</w:t>
+      </w:r>
+      <w:r>
+        <w:t xml:space="preserve"> по телефону </w:t>
+      </w:r>
+      <w:r>
+        <w:t xml:space="preserve">+7 (846) 758-71-33</w:t>
+      </w:r>
+      <w:r>
+        <w:t xml:space="preserve">.</w:t>
+      </w:r>
+    </w:p>
+    <w:p>
+      <w:r>
+        <w:t xml:space="preserve">3.3. Срок исполнения обязательств — </w:t>
+      </w:r>
+      <w:r>
+        <w:t xml:space="preserve">в течение шестидесяти дней с даты подписания Сторонами акта сдачи-приемки оказанных услуг</w:t>
+      </w:r>
+      <w:r>
+        <w:t xml:space="preserve">.</w:t>
+      </w:r>
+    </w:p>
+    <w:p/>
+    <w:p>
+      <w:r>
+        <w:rPr>
+          <w:b/>
+        </w:rPr>
+        <w:t xml:space="preserve">4. ПРОЧИЕ УСЛОВИЯ</w:t>
+      </w:r>
+    </w:p>
+    <w:p>
+      <w:r>
+        <w:t xml:space="preserve">4.1. </w:t>
+      </w:r>
+      <w:r>
+        <w:t xml:space="preserve">Стороны несут ответственность за неисполнение или ненадлежащее исполнение обязательств в соответствии с законодательством Российской Федерации.</w:t>
+      </w:r>
+    </w:p>
+    <w:p>
+      <w:r>
+        <w:t xml:space="preserve">4.2. </w:t>
+      </w:r>
+      <w:r>
+        <w:t xml:space="preserve">Размер неустойки за нарушение сроков оплаты: </w:t>
+      </w:r>
+      <w:r>
+        <w:t xml:space="preserve">0,01 (одна сотая процента) % годовых</w:t>
+      </w:r>
+      <w:r>
+        <w:t xml:space="preserve">. Предельный размер ответственности: </w:t>
+      </w:r>
+      <w:r>
+        <w:t xml:space="preserve">5 (пять) процентов от общей суммы счета</w:t>
+      </w:r>
+      <w:r>
+        <w:t xml:space="preserve">, но не более </w:t>
+      </w:r>
+      <w:r>
+        <w:t xml:space="preserve">0,1 (одной десятой) % от цены Договора</w:t>
+      </w:r>
+      <w:r>
+        <w:t xml:space="preserve">.</w:t>
+      </w:r>
+    </w:p>
+    <w:p>
+      <w:r>
+        <w:t xml:space="preserve">4.3. </w:t>
+      </w:r>
+      <w:r>
+        <w:t xml:space="preserve">Стороны освобождаются от ответственности при наступлении обстоятельств непреодолимой силы, если они прямо повлияли на исполнение обязательств.</w:t>
+      </w:r>
+    </w:p>
+    <w:p>
+      <w:r>
+        <w:t xml:space="preserve">4.4. </w:t>
+      </w:r>
+      <w:r>
+        <w:t xml:space="preserve">Сторона, для которой создалась невозможность исполнения, обязана уведомить другую Сторону. Срок уведомления — </w:t>
+      </w:r>
+      <w:r>
+        <w:t xml:space="preserve">не позднее 01.04.2026</w:t>
+      </w:r>
+      <w:r>
+        <w:t xml:space="preserve">.</w:t>
+      </w:r>
+    </w:p>
+    <w:p>
+      <w:r>
+        <w:t xml:space="preserve">4.5. </w:t>
+      </w:r>
+      <w:r>
+        <w:t xml:space="preserve">Все споры и разногласия решаются путём переговоров. Претензионный порядок обязателен, срок ответа на претензию — </w:t>
+      </w:r>
+      <w:r>
+        <w:t xml:space="preserve">в течение семи банковских дней со дня предъявления требования</w:t>
+      </w:r>
+      <w:r>
+        <w:t xml:space="preserve">.</w:t>
+      </w:r>
+    </w:p>
+    <w:p/>
+    <w:p/>
+    <w:p>
+      <w:r>
+        <w:rPr>
+          <w:b/>
+        </w:rPr>
+        <w:t xml:space="preserve">10. ДОПОЛНИТЕЛЬНЫЕ СВЕДЕНИЯ О СТОРОНАХ</w:t>
+      </w:r>
+    </w:p>
+    <w:p>
+      <w:r>
+        <w:t xml:space="preserve">ОТВЕТСТВЕННЫЙ: </w:t>
+      </w:r>
+      <w:r>
+        <w:t xml:space="preserve">КОВАЛЬ МИХАИЛ ЕГОРОВИЧ</w:t>
+      </w:r>
+    </w:p>
+    <w:p>
+      <w:r>
+        <w:t xml:space="preserve">Место исполнения: </w:t>
+      </w:r>
+      <w:r>
+        <w:t xml:space="preserve">420111, г. Казань, ул. Заречная, д. 73, кв. 159</w:t>
+      </w:r>
+      <w:r>
+        <w:t xml:space="preserve">7512022257</w:t>
+      </w:r>
+    </w:p>
+    <w:p/>
+    <w:p/>
+    <w:p>
+      <w:r>
+        <w:rPr>
+          <w:b/>
+        </w:rPr>
+        <w:t xml:space="preserve">9. КОНТРОЛЬНЫЕ ВЕЛИЧИНЫ</w:t>
+      </w:r>
+    </w:p>
+    <w:p>
+      <w:r>
+        <w:t xml:space="preserve">9.1. Контрольная запись: </w:t>
+      </w:r>
+      <w:r>
+        <w:rPr>
+          <w:b/>
+        </w:rPr>
+        <w:t xml:space="preserve">57/20</w:t>
+      </w:r>
+      <w:r>
+        <w:t xml:space="preserve">24-К</w:t>
+      </w:r>
+      <w:r>
+        <w:t xml:space="preserve">.</w:t>
+      </w:r>
+    </w:p>
+    <w:p>
+      <w:r>
+        <w:t xml:space="preserve">9.2. Контрольная запись: </w:t>
+      </w:r>
+      <w:r>
+        <w:rPr>
+          <w:b/>
+        </w:rPr>
+        <w:t xml:space="preserve">87 0</w:t>
+      </w:r>
+      <w:r>
+        <w:t xml:space="preserve">00 000 (Восемьдесят семь миллионов) рублей 00 копеек</w:t>
+      </w:r>
+      <w:r>
+        <w:t xml:space="preserve">.</w:t>
+      </w:r>
+    </w:p>
+    <w:p>
+      <w:r>
+        <w:t xml:space="preserve">9.3. Контрольная запись: </w:t>
+      </w:r>
+      <w:r>
+        <w:rPr>
+          <w:b/>
+        </w:rPr>
+        <w:t xml:space="preserve">1/3</w:t>
+      </w:r>
+      <w:r>
+        <w:t xml:space="preserve">00 ключевой ставки ЦБ РФ от общей суммы счета</w:t>
+      </w:r>
+      <w:r>
+        <w:t xml:space="preserve">.</w:t>
+      </w:r>
+    </w:p>
+    <w:p>
+      <w:r>
+        <w:t xml:space="preserve">9.4. Контрольная запись: </w:t>
+      </w:r>
+      <w:r>
+        <w:t xml:space="preserve">в течение 10 дней со дня пре⁠дъявления тр­ебования</w:t>
+      </w:r>
+      <w:r>
+        <w:t xml:space="preserve">.</w:t>
+      </w:r>
+    </w:p>
+    <w:p/>
+    <w:p>
+      <w:r>
+        <w:rPr>
+          <w:b/>
+        </w:rPr>
+        <w:t xml:space="preserve">РЕКВИЗИТЫ И ПОДПИСИ СТОРОН</w:t>
+      </w:r>
+    </w:p>
+    <w:p/>
+    <w:tbl>
+      <w:tblPr>
+        <w:tblW w:w="9360" w:type="dxa"/>
+        <w:tblBorders>
+          <w:top w:val="single" w:sz="4" w:color="auto"/>
+          <w:left w:val="single" w:sz="4" w:color="auto"/>
+          <w:bottom w:val="single" w:sz="4" w:color="auto"/>
+          <w:right w:val="single" w:sz="4" w:color="auto"/>
+          <w:insideH w:val="single" w:sz="4" w:color="auto"/>
+          <w:insideV w:val="single" w:sz="4" w:color="auto"/>
+        </w:tblBorders>
+      </w:tblPr>
+      <w:tblGrid>
+        <w:gridCol w:w="4680"/>
+        <w:gridCol w:w="4680"/>
+      </w:tblGrid>
+      <w:tr>
+        <w:tc>
+          <w:tcPr>
+            <w:tcW w:w="4680" w:type="dxa"/>
+          </w:tcPr>
+          <w:p>
+            <w:r>
+              <w:rPr>
+                <w:b/>
+              </w:rPr>
+              <w:t xml:space="preserve">Подрядчик:</w:t>
+            </w:r>
+          </w:p>
+          <w:p>
+            <w:r>
+              <w:t xml:space="preserve">Индивидуальный предприниматель </w:t>
+            </w:r>
+            <w:r>
+              <w:t xml:space="preserve">Коваль Михаил Егорович</w:t>
+            </w:r>
+          </w:p>
+          <w:p>
+            <w:r>
+              <w:t xml:space="preserve">Адрес регистрации: </w:t>
+            </w:r>
+            <w:r>
+              <w:t xml:space="preserve">а/я 19, г. Сергиев Посад, 141300</w:t>
+            </w:r>
+          </w:p>
+          <w:p>
+            <w:r>
+              <w:t xml:space="preserve">ИНН </w:t>
+            </w:r>
+            <w:r>
+              <w:t xml:space="preserve">470173276698</w:t>
+            </w:r>
+            <w:r>
+              <w:t xml:space="preserve"> ОГРНИП </w:t>
+            </w:r>
+            <w:r>
+              <w:t xml:space="preserve">393786824817285</w:t>
+            </w:r>
+          </w:p>
+          <w:p>
+            <w:r>
+              <w:t xml:space="preserve">р/с </w:t>
+            </w:r>
+            <w:r>
+              <w:t xml:space="preserve">40802810473044328788</w:t>
+            </w:r>
+            <w:r>
+              <w:t xml:space="preserve"> в АО «Альфа-Банк»</w:t>
+            </w:r>
+            <w:r>
+              <w:t xml:space="preserve">, БИК </w:t>
+            </w:r>
+            <w:r>
+              <w:t xml:space="preserve">044525593</w:t>
+            </w:r>
+          </w:p>
+          <w:p>
+            <w:r>
+              <w:t xml:space="preserve">Тел.: </w:t>
+            </w:r>
+            <w:r>
+              <w:t xml:space="preserve">+7 (499) 705-90-23</w:t>
+            </w:r>
+          </w:p>
+          <w:p>
+            <w:r>
+              <w:t xml:space="preserve">E-mail: </w:t>
+            </w:r>
+            <w:r>
+              <w:t xml:space="preserve">koval@mail.ru</w:t>
+            </w:r>
+          </w:p>
+          <w:p/>
+          <w:p>
+            <w:r>
+              <w:t xml:space="preserve">ИП ______________ </w:t>
+            </w:r>
+            <w:r>
+              <w:t xml:space="preserve">Коваль М. Е.</w:t>
+            </w:r>
+          </w:p>
+        </w:tc>
+        <w:tc>
+          <w:tcPr>
+            <w:tcW w:w="4680" w:type="dxa"/>
+          </w:tcPr>
+          <w:p>
+            <w:r>
               <w:rPr>
                 <w:b/>
               </w:rPr>
@@ -683,7 +836,7 @@
               <w:t xml:space="preserve">Адрес регистрации: </w:t>
             </w:r>
             <w:r>
-              <w:t xml:space="preserve">а/я 19, г. Сергиев Посад, 141300</w:t>
+              <w:t xml:space="preserve">а/я 96, г. Одинцово, 143000</w:t>
             </w:r>
           </w:p>
           <w:p>
@@ -722,7 +875,7 @@
               <w:t xml:space="preserve">Тел.: </w:t>
             </w:r>
             <w:r>
-              <w:t xml:space="preserve">+7 (499) 705-90-23</w:t>
+              <w:t xml:space="preserve">+7 (812) 554-50-55</w:t>
             </w:r>
           </w:p>
           <w:p>
@@ -730,7 +883,7 @@
               <w:t xml:space="preserve">E-mail: </w:t>
             </w:r>
             <w:r>
-              <w:t xml:space="preserve">novikov@mail.ru</w:t>
+              <w:t xml:space="preserve">novikov@yandex.ru</w:t>
             </w:r>
           </w:p>
           <w:p/>
@@ -765,7 +918,7 @@
         <w:t xml:space="preserve">Адрес склада грузополучателя: </w:t>
       </w:r>
       <w:r>
-        <w:t xml:space="preserve">а/я 96, г. Одинцово, 143000</w:t>
+        <w:t xml:space="preserve">а/я 37, г. Пермь, 614000</w:t>
       </w:r>
       <w:r>
         <w:t xml:space="preserve">.</w:t>
@@ -776,7 +929,7 @@
         <w:t xml:space="preserve">Кладовщик: </w:t>
       </w:r>
       <w:r>
-        <w:t xml:space="preserve">Крылова Ирина Николаевна</w:t>
+        <w:t xml:space="preserve">Морозов Пётр Юрьевич</w:t>
       </w:r>
     </w:p>
     <w:p>
@@ -784,7 +937,7 @@
         <w:t xml:space="preserve">Тел. склада: </w:t>
       </w:r>
       <w:r>
-        <w:t xml:space="preserve">+7 (383) 802-29-48</w:t>
+        <w:t xml:space="preserve">+7 (812) 716-48-92</w:t>
       </w:r>
     </w:p>
     <w:p/>
@@ -854,19 +1007,19 @@
         <w:t xml:space="preserve">Реквизиты для возврата: </w:t>
       </w:r>
       <w:r>
-        <w:t xml:space="preserve">614000, г. Пермь, проезд Мира, д. 36, кв. 74</w:t>
+        <w:t xml:space="preserve">420111, г. Казань, проезд Космонавтов, д. 48, кв. 171</w:t>
       </w:r>
       <w:r>
         <w:t xml:space="preserve">, ИНН </w:t>
       </w:r>
       <w:r>
-        <w:t xml:space="preserve">1414943756</w:t>
+        <w:t xml:space="preserve">5702151095</w:t>
       </w:r>
       <w:r>
         <w:t xml:space="preserve">, контакт: </w:t>
       </w:r>
       <w:r>
-        <w:t xml:space="preserve">Крылова Анна Сергеевна</w:t>
+        <w:t xml:space="preserve">Петрова Ольга Алексеевна</w:t>
       </w:r>
     </w:p>
   </w:footnote>

--- a/tests/corpus_v2/docs/works_0010.docx
+++ b/tests/corpus_v2/docs/works_0010.docx
@@ -45,13 +45,13 @@
         <w:t xml:space="preserve">ИП </w:t>
       </w:r>
       <w:r>
-        <w:t xml:space="preserve">Коваль М. Е.</w:t>
+        <w:t xml:space="preserve">Тарасов П. Д.</w:t>
       </w:r>
       <w:r>
         <w:t xml:space="preserve">, ИНН </w:t>
       </w:r>
       <w:r>
-        <w:t xml:space="preserve">470173276698</w:t>
+        <w:t xml:space="preserve">247017327640</w:t>
       </w:r>
       <w:r>
         <w:t xml:space="preserve">, именуемый в дальнейшем «Подрядчик», действующий на основании свидетельства о государственной регистрации</w:t>
@@ -485,7 +485,7 @@
         <w:t xml:space="preserve">3.1. Место исполнения обязательств: </w:t>
       </w:r>
       <w:r>
-        <w:t xml:space="preserve">а/я 12, г. Пермь, 614000</w:t>
+        <w:t xml:space="preserve">614000, Московская обл., г. Пермь, ул. Заречная, вл. 61, стр. 4, пом. VII</w:t>
       </w:r>
       <w:r>
         <w:t xml:space="preserve">.</w:t>
@@ -502,7 +502,7 @@
         <w:t xml:space="preserve"> по телефону </w:t>
       </w:r>
       <w:r>
-        <w:t xml:space="preserve">+7 (846) 758-71-33</w:t>
+        <w:t xml:space="preserve">+7 (499) 650-19-12</w:t>
       </w:r>
       <w:r>
         <w:t xml:space="preserve">.</w:t>
@@ -513,7 +513,7 @@
         <w:t xml:space="preserve">3.3. Срок исполнения обязательств — </w:t>
       </w:r>
       <w:r>
-        <w:t xml:space="preserve">в течение шестидесяти дней с даты подписания Сторонами акта сдачи-приемки оказанных услуг</w:t>
+        <w:t xml:space="preserve">в течение десяти дней с даты подписания Сторонами акта сдачи-приемки оказанных услуг</w:t>
       </w:r>
       <w:r>
         <w:t xml:space="preserve">.</w:t>
@@ -550,7 +550,7 @@
         <w:t xml:space="preserve">. Предельный размер ответственности: </w:t>
       </w:r>
       <w:r>
-        <w:t xml:space="preserve">5 (пять) процентов от общей суммы счета</w:t>
+        <w:t xml:space="preserve">20 (двадцать) процентов от общей суммы счета</w:t>
       </w:r>
       <w:r>
         <w:t xml:space="preserve">, но не более </w:t>
@@ -578,7 +578,7 @@
         <w:t xml:space="preserve">Сторона, для которой создалась невозможность исполнения, обязана уведомить другую Сторону. Срок уведомления — </w:t>
       </w:r>
       <w:r>
-        <w:t xml:space="preserve">не позднее 01.04.2026</w:t>
+        <w:t xml:space="preserve">не позднее 09.11.2025</w:t>
       </w:r>
       <w:r>
         <w:t xml:space="preserve">.</w:t>
@@ -592,7 +592,7 @@
         <w:t xml:space="preserve">Все споры и разногласия решаются путём переговоров. Претензионный порядок обязателен, срок ответа на претензию — </w:t>
       </w:r>
       <w:r>
-        <w:t xml:space="preserve">в течение семи банковских дней со дня предъявления требования</w:t>
+        <w:t xml:space="preserve">в течение десяти банковских дней со дня предъявления требования</w:t>
       </w:r>
       <w:r>
         <w:t xml:space="preserve">.</w:t>
@@ -613,7 +613,7 @@
         <w:t xml:space="preserve">ОТВЕТСТВЕННЫЙ: </w:t>
       </w:r>
       <w:r>
-        <w:t xml:space="preserve">КОВАЛЬ МИХАИЛ ЕГОРОВИЧ</w:t>
+        <w:t xml:space="preserve">ТАРАСОВ ПЁТР ДМИТРИЕВИЧ</w:t>
       </w:r>
     </w:p>
     <w:p>
@@ -621,10 +621,10 @@
         <w:t xml:space="preserve">Место исполнения: </w:t>
       </w:r>
       <w:r>
-        <w:t xml:space="preserve">420111, г. Казань, ул. Заречная, д. 73, кв. 159</w:t>
-      </w:r>
-      <w:r>
-        <w:t xml:space="preserve">7512022257</w:t>
+        <w:t xml:space="preserve">630099, г. Новосибирск, ш. Советская, д. 80, кв. 115</w:t>
+      </w:r>
+      <w:r>
+        <w:t xml:space="preserve">5120222572</w:t>
       </w:r>
     </w:p>
     <w:p/>
@@ -645,10 +645,10 @@
         <w:rPr>
           <w:b/>
         </w:rPr>
-        <w:t xml:space="preserve">57/20</w:t>
-      </w:r>
-      <w:r>
-        <w:t xml:space="preserve">24-К</w:t>
+        <w:t xml:space="preserve">39/20</w:t>
+      </w:r>
+      <w:r>
+        <w:t xml:space="preserve">24-Д</w:t>
       </w:r>
       <w:r>
         <w:t xml:space="preserve">.</w:t>
@@ -662,10 +662,10 @@
         <w:rPr>
           <w:b/>
         </w:rPr>
-        <w:t xml:space="preserve">87 0</w:t>
-      </w:r>
-      <w:r>
-        <w:t xml:space="preserve">00 000 (Восемьдесят семь миллионов) рублей 00 копеек</w:t>
+        <w:t xml:space="preserve">25 4</w:t>
+      </w:r>
+      <w:r>
+        <w:t xml:space="preserve">00 000 (Двадцать пять миллионов четыреста тысяч) рублей 50 копеек</w:t>
       </w:r>
       <w:r>
         <w:t xml:space="preserve">.</w:t>
@@ -743,7 +743,7 @@
               <w:t xml:space="preserve">Индивидуальный предприниматель </w:t>
             </w:r>
             <w:r>
-              <w:t xml:space="preserve">Коваль Михаил Егорович</w:t>
+              <w:t xml:space="preserve">Тарасов Пётр Дмитриевич</w:t>
             </w:r>
           </w:p>
           <w:p>
@@ -751,7 +751,7 @@
               <w:t xml:space="preserve">Адрес регистрации: </w:t>
             </w:r>
             <w:r>
-              <w:t xml:space="preserve">а/я 19, г. Сергиев Посад, 141300</w:t>
+              <w:t xml:space="preserve">141300, Тверская обл., г. Сергиев Посад, наб. Ленина, вл. 68, стр. 2, пом. VII</w:t>
             </w:r>
           </w:p>
           <w:p>
@@ -759,13 +759,13 @@
               <w:t xml:space="preserve">ИНН </w:t>
             </w:r>
             <w:r>
-              <w:t xml:space="preserve">470173276698</w:t>
+              <w:t xml:space="preserve">247017327640</w:t>
             </w:r>
             <w:r>
               <w:t xml:space="preserve"> ОГРНИП </w:t>
             </w:r>
             <w:r>
-              <w:t xml:space="preserve">393786824817285</w:t>
+              <w:t xml:space="preserve">369378682481728</w:t>
             </w:r>
           </w:p>
           <w:p>
@@ -773,16 +773,16 @@
               <w:t xml:space="preserve">р/с </w:t>
             </w:r>
             <w:r>
-              <w:t xml:space="preserve">40802810473044328788</w:t>
-            </w:r>
-            <w:r>
-              <w:t xml:space="preserve"> в АО «Альфа-Банк»</w:t>
+              <w:t xml:space="preserve">40802810587304432878</w:t>
+            </w:r>
+            <w:r>
+              <w:t xml:space="preserve"> в ПАО «Банк «Санкт-Петербург»</w:t>
             </w:r>
             <w:r>
               <w:t xml:space="preserve">, БИК </w:t>
             </w:r>
             <w:r>
-              <w:t xml:space="preserve">044525593</w:t>
+              <w:t xml:space="preserve">044030790</w:t>
             </w:r>
           </w:p>
           <w:p>
@@ -790,7 +790,7 @@
               <w:t xml:space="preserve">Тел.: </w:t>
             </w:r>
             <w:r>
-              <w:t xml:space="preserve">+7 (499) 705-90-23</w:t>
+              <w:t xml:space="preserve">+7 (383) 745-23-82</w:t>
             </w:r>
           </w:p>
           <w:p>
@@ -798,7 +798,7 @@
               <w:t xml:space="preserve">E-mail: </w:t>
             </w:r>
             <w:r>
-              <w:t xml:space="preserve">koval@mail.ru</w:t>
+              <w:t xml:space="preserve">tarasov@mail.ru</w:t>
             </w:r>
           </w:p>
           <w:p/>
@@ -807,7 +807,7 @@
               <w:t xml:space="preserve">ИП ______________ </w:t>
             </w:r>
             <w:r>
-              <w:t xml:space="preserve">Коваль М. Е.</w:t>
+              <w:t xml:space="preserve">Тарасов П. Д.</w:t>
             </w:r>
           </w:p>
         </w:tc>
@@ -836,7 +836,7 @@
               <w:t xml:space="preserve">Адрес регистрации: </w:t>
             </w:r>
             <w:r>
-              <w:t xml:space="preserve">а/я 96, г. Одинцово, 143000</w:t>
+              <w:t xml:space="preserve">143000, Республика Татарстан, г. Одинцово, ш. Пушкина, вл. 3, стр. 3, пом. VII</w:t>
             </w:r>
           </w:p>
           <w:p>
@@ -875,7 +875,7 @@
               <w:t xml:space="preserve">Тел.: </w:t>
             </w:r>
             <w:r>
-              <w:t xml:space="preserve">+7 (812) 554-50-55</w:t>
+              <w:t xml:space="preserve">+7 (843) 420-55-85</w:t>
             </w:r>
           </w:p>
           <w:p>
@@ -901,48 +901,6 @@
     <w:p/>
     <w:p>
       <w:r>
-        <w:rPr>
-          <w:b/>
-        </w:rPr>
-        <w:t xml:space="preserve">ПРИЛОЖЕНИЕ № 1</w:t>
-      </w:r>
-      <w:r>
-        <w:rPr>
-          <w:b/>
-        </w:rPr>
-        <w:t xml:space="preserve"> к Договору</w:t>
-      </w:r>
-    </w:p>
-    <w:p>
-      <w:r>
-        <w:t xml:space="preserve">Адрес склада грузополучателя: </w:t>
-      </w:r>
-      <w:r>
-        <w:t xml:space="preserve">а/я 37, г. Пермь, 614000</w:t>
-      </w:r>
-      <w:r>
-        <w:t xml:space="preserve">.</w:t>
-      </w:r>
-    </w:p>
-    <w:p>
-      <w:r>
-        <w:t xml:space="preserve">Кладовщик: </w:t>
-      </w:r>
-      <w:r>
-        <w:t xml:space="preserve">Морозов Пётр Юрьевич</w:t>
-      </w:r>
-    </w:p>
-    <w:p>
-      <w:r>
-        <w:t xml:space="preserve">Тел. склада: </w:t>
-      </w:r>
-      <w:r>
-        <w:t xml:space="preserve">+7 (812) 716-48-92</w:t>
-      </w:r>
-    </w:p>
-    <w:p/>
-    <w:p>
-      <w:r>
         <w:t xml:space="preserve">Подписи сторон:</w:t>
       </w:r>
     </w:p>
@@ -951,7 +909,7 @@
         <w:t xml:space="preserve">Подрядчик: _______________ /</w:t>
       </w:r>
       <w:r>
-        <w:t xml:space="preserve">Коваль М. Е.</w:t>
+        <w:t xml:space="preserve">Тарасов П. Д.</w:t>
       </w:r>
       <w:r>
         <w:t xml:space="preserve">/</w:t>
@@ -1007,19 +965,19 @@
         <w:t xml:space="preserve">Реквизиты для возврата: </w:t>
       </w:r>
       <w:r>
-        <w:t xml:space="preserve">420111, г. Казань, проезд Космонавтов, д. 48, кв. 171</w:t>
+        <w:t xml:space="preserve">141300, г. Сергиев Посад, наб. Октябрьская, д. 16, кв. 72</w:t>
       </w:r>
       <w:r>
         <w:t xml:space="preserve">, ИНН </w:t>
       </w:r>
       <w:r>
-        <w:t xml:space="preserve">5702151095</w:t>
+        <w:t xml:space="preserve">4141494374</w:t>
       </w:r>
       <w:r>
         <w:t xml:space="preserve">, контакт: </w:t>
       </w:r>
       <w:r>
-        <w:t xml:space="preserve">Петрова Ольга Алексеевна</w:t>
+        <w:t xml:space="preserve">Зайцева Светлана Ивановна</w:t>
       </w:r>
     </w:p>
   </w:footnote>

--- a/tests/corpus_v2/docs/works_0010.docx
+++ b/tests/corpus_v2/docs/works_0010.docx
@@ -471,6 +471,93 @@
         </w:tc>
       </w:tr>
     </w:tbl>
+    <w:p>
+      <w:r>
+        <w:t xml:space="preserve">2.8. </w:t>
+      </w:r>
+      <w:r>
+        <w:t xml:space="preserve">Платёж по налогу перечисляется на код бюджетной классификации </w:t>
+      </w:r>
+      <w:r>
+        <w:t xml:space="preserve">182 101 010 110 110 001 10</w:t>
+      </w:r>
+      <w:r>
+        <w:t xml:space="preserve">, получатель — территориальный орган Федерального казначейства.</w:t>
+      </w:r>
+    </w:p>
+    <w:p>
+      <w:r>
+        <w:t xml:space="preserve">2.9. </w:t>
+      </w:r>
+      <w:r>
+        <w:t xml:space="preserve">Полномочия подтверждаются свидетельством о рождении, выдано </w:t>
+      </w:r>
+      <w:r>
+        <w:t xml:space="preserve">08.11.2021</w:t>
+      </w:r>
+      <w:r>
+        <w:t xml:space="preserve"> отделом ЗАГС.</w:t>
+      </w:r>
+    </w:p>
+    <w:tbl>
+      <w:tblPr>
+        <w:tblW w:w="9360" w:type="dxa"/>
+        <w:tblBorders>
+          <w:top w:val="single" w:sz="4" w:color="auto"/>
+          <w:left w:val="single" w:sz="4" w:color="auto"/>
+          <w:bottom w:val="single" w:sz="4" w:color="auto"/>
+          <w:right w:val="single" w:sz="4" w:color="auto"/>
+          <w:insideH w:val="single" w:sz="4" w:color="auto"/>
+          <w:insideV w:val="single" w:sz="4" w:color="auto"/>
+        </w:tblBorders>
+      </w:tblPr>
+      <w:tblGrid>
+        <w:gridCol w:w="4680"/>
+        <w:gridCol w:w="4680"/>
+      </w:tblGrid>
+      <w:tr>
+        <w:tc>
+          <w:tcPr>
+            <w:tcW w:w="4680" w:type="dxa"/>
+          </w:tcPr>
+          <w:p>
+            <w:r>
+              <w:t xml:space="preserve">7</w:t>
+            </w:r>
+          </w:p>
+        </w:tc>
+        <w:tc>
+          <w:tcPr>
+            <w:tcW w:w="4680" w:type="dxa"/>
+          </w:tcPr>
+          <w:p>
+            <w:r>
+              <w:t xml:space="preserve">РУБ.</w:t>
+            </w:r>
+          </w:p>
+        </w:tc>
+      </w:tr>
+    </w:tbl>
+    <w:p>
+      <w:r>
+        <w:t xml:space="preserve">2.10. </w:t>
+      </w:r>
+      <w:r>
+        <w:t xml:space="preserve">Поставке подлежит насос модели </w:t>
+      </w:r>
+      <w:r>
+        <w:t xml:space="preserve">ЭЦВ-6-10-80h</w:t>
+      </w:r>
+      <w:r>
+        <w:t xml:space="preserve"> и кабель марки </w:t>
+      </w:r>
+      <w:r>
+        <w:t xml:space="preserve">ВВГнг(А)-LSt</w:t>
+      </w:r>
+      <w:r>
+        <w:t xml:space="preserve">.</w:t>
+      </w:r>
+    </w:p>
     <w:p/>
     <w:p>
       <w:r>
@@ -485,7 +572,7 @@
         <w:t xml:space="preserve">3.1. Место исполнения обязательств: </w:t>
       </w:r>
       <w:r>
-        <w:t xml:space="preserve">614000, Московская обл., г. Пермь, ул. Заречная, вл. 61, стр. 4, пом. VII</w:t>
+        <w:t xml:space="preserve">344002, Свердловская обл., г. Ростов-на-Дону, наб. Баумана, вл. 83, стр. 2, пом. VII</w:t>
       </w:r>
       <w:r>
         <w:t xml:space="preserve">.</w:t>
@@ -502,7 +589,7 @@
         <w:t xml:space="preserve"> по телефону </w:t>
       </w:r>
       <w:r>
-        <w:t xml:space="preserve">+7 (499) 650-19-12</w:t>
+        <w:t xml:space="preserve">+7 (383) 923-19-12</w:t>
       </w:r>
       <w:r>
         <w:t xml:space="preserve">.</w:t>

--- a/tests/corpus_v2/docs/works_0010.docx
+++ b/tests/corpus_v2/docs/works_0010.docx
@@ -136,7 +136,102 @@
         <w:t xml:space="preserve">Гарантийный срок на результат работ — </w:t>
       </w:r>
       <w:r>
-        <w:t xml:space="preserve">в течение 45 (Сорока пяти) банковских дней с момента поступления денежных средств на расчетный счет</w:t>
+        <w:t xml:space="preserve">в течение 3 (Трёх) банковских дней с момента поступления денежных средств на расчетный счет</w:t>
+      </w:r>
+      <w:r>
+        <w:t xml:space="preserve">.</w:t>
+      </w:r>
+    </w:p>
+    <w:p>
+      <w:r>
+        <w:t xml:space="preserve">1.5. </w:t>
+      </w:r>
+      <w:r>
+        <w:t xml:space="preserve">Отгрузка оформляется товарной накладной № </w:t>
+      </w:r>
+      <w:r>
+        <w:t xml:space="preserve">049622122</w:t>
+      </w:r>
+      <w:r>
+        <w:t xml:space="preserve">. Каталожный номер изделия — </w:t>
+      </w:r>
+      <w:r>
+        <w:t xml:space="preserve">043196225</w:t>
+      </w:r>
+      <w:r>
+        <w:t xml:space="preserve">. Заводской номер насоса — </w:t>
+      </w:r>
+      <w:r>
+        <w:t xml:space="preserve">049896647</w:t>
+      </w:r>
+      <w:r>
+        <w:t xml:space="preserve">.</w:t>
+      </w:r>
+    </w:p>
+    <w:p>
+      <w:r>
+        <w:t xml:space="preserve">1.6. </w:t>
+      </w:r>
+      <w:r>
+        <w:t xml:space="preserve">Расходы отражаются по коду цели </w:t>
+      </w:r>
+      <w:r>
+        <w:t xml:space="preserve">042911612</w:t>
+      </w:r>
+      <w:r>
+        <w:t xml:space="preserve">, установленному приказом Минфина России от 01.12.2010 № 157н. </w:t>
+      </w:r>
+      <w:r>
+        <w:t xml:space="preserve">БИК банка Стороны в настоящем разделе не приводится; номер заявки на открытие счёта — </w:t>
+      </w:r>
+      <w:r>
+        <w:t xml:space="preserve">041419658</w:t>
+      </w:r>
+      <w:r>
+        <w:t xml:space="preserve">.</w:t>
+      </w:r>
+    </w:p>
+    <w:p>
+      <w:r>
+        <w:t xml:space="preserve">1.7. </w:t>
+      </w:r>
+      <w:r>
+        <w:t xml:space="preserve">Учёт потребления ведётся по лицевому счёту </w:t>
+      </w:r>
+      <w:r>
+        <w:t xml:space="preserve">84500310194</w:t>
+      </w:r>
+      <w:r>
+        <w:t xml:space="preserve">. Приложение учтено за номером </w:t>
+      </w:r>
+      <w:r>
+        <w:t xml:space="preserve">81166545360</w:t>
+      </w:r>
+      <w:r>
+        <w:t xml:space="preserve">. Прибор учёта имеет заводской номер </w:t>
+      </w:r>
+      <w:r>
+        <w:t xml:space="preserve">84924454034</w:t>
+      </w:r>
+      <w:r>
+        <w:t xml:space="preserve">.</w:t>
+      </w:r>
+    </w:p>
+    <w:p>
+      <w:r>
+        <w:t xml:space="preserve">1.8. </w:t>
+      </w:r>
+      <w:r>
+        <w:t xml:space="preserve">Регистрационная запись в реестре — </w:t>
+      </w:r>
+      <w:r>
+        <w:t xml:space="preserve">86201744889</w:t>
+      </w:r>
+      <w:r>
+        <w:t xml:space="preserve"> в порядке статьи 434 Гражданского кодекса Российской Федерации. Исходящий номер уведомления — </w:t>
+      </w:r>
+      <w:r>
+        <w:t xml:space="preserve">85616933104</w:t>
       </w:r>
       <w:r>
         <w:t xml:space="preserve">.</w:t>
@@ -156,7 +251,7 @@
         <w:t xml:space="preserve">2.1. Общая цена Договора: </w:t>
       </w:r>
       <w:r>
-        <w:t xml:space="preserve">не более 66 600 000,81 (Шестидесяти шести миллионов шестисот тысяч) RUB</w:t>
+        <w:t xml:space="preserve">не более 7 750 000,56 (Семи миллионов семисот пятидесяти тысяч) RUB</w:t>
       </w:r>
       <w:r>
         <w:t xml:space="preserve">, </w:t>
@@ -184,7 +279,7 @@
         <w:t xml:space="preserve">2.3. Срок оплаты — </w:t>
       </w:r>
       <w:r>
-        <w:t xml:space="preserve">в течение 10 календарных дней с момента заключения контракта</w:t>
+        <w:t xml:space="preserve">в течение 20 календарных дней с момента заключения контракта</w:t>
       </w:r>
       <w:r>
         <w:t xml:space="preserve">.</w:t>
@@ -204,7 +299,7 @@
         <w:t xml:space="preserve">, артикул </w:t>
       </w:r>
       <w:r>
-        <w:t xml:space="preserve">RM-1659-85</w:t>
+        <w:t xml:space="preserve">RM-6761-85</w:t>
       </w:r>
       <w:r>
         <w:t xml:space="preserve">, код </w:t>
@@ -264,49 +359,49 @@
         <w:t xml:space="preserve">. Товар отгружается с сопроводительным документом паспорт качества № </w:t>
       </w:r>
       <w:r>
-        <w:t xml:space="preserve">99 14 181976</w:t>
+        <w:t xml:space="preserve">88 05 980616</w:t>
       </w:r>
       <w:r>
         <w:t xml:space="preserve">. К партии приложен паспорт изделия № </w:t>
       </w:r>
       <w:r>
-        <w:t xml:space="preserve">22 02 840417</w:t>
+        <w:t xml:space="preserve">39 21 126631</w:t>
       </w:r>
       <w:r>
         <w:t xml:space="preserve">. Оборудование поставляется с паспортом транспортного средства № </w:t>
       </w:r>
       <w:r>
-        <w:t xml:space="preserve">11 22 057504</w:t>
+        <w:t xml:space="preserve">36 10 106641</w:t>
       </w:r>
       <w:r>
         <w:t xml:space="preserve">. Приёмка производится согласно техническому паспорту </w:t>
       </w:r>
       <w:r>
-        <w:t xml:space="preserve">07 15 561648</w:t>
+        <w:t xml:space="preserve">40 03 781843</w:t>
       </w:r>
       <w:r>
         <w:t xml:space="preserve">. СНИЛС не указан, номер заказа </w:t>
       </w:r>
       <w:r>
-        <w:t xml:space="preserve">425-942-279 05</w:t>
+        <w:t xml:space="preserve">262-617-310 82</w:t>
       </w:r>
       <w:r>
         <w:t xml:space="preserve">. Дата рождения не проставлена, документ выдан </w:t>
       </w:r>
       <w:r>
-        <w:t xml:space="preserve">06.09.2024</w:t>
+        <w:t xml:space="preserve">08.08.2020</w:t>
       </w:r>
       <w:r>
         <w:t xml:space="preserve">. Код подразделения, см. артикул </w:t>
       </w:r>
       <w:r>
-        <w:t xml:space="preserve">151-361</w:t>
+        <w:t xml:space="preserve">682-377</w:t>
       </w:r>
       <w:r>
         <w:t xml:space="preserve">. Цена — </w:t>
       </w:r>
       <w:r>
-        <w:t xml:space="preserve">6340002 (шесть миллионов триста сорок тысяч два) рубля</w:t>
+        <w:t xml:space="preserve">458002 (четыреста пятьдесят восемь тысяч два) рубля</w:t>
       </w:r>
       <w:r>
         <w:t xml:space="preserve">, в т.ч. НДС </w:t>
@@ -326,25 +421,25 @@
         <w:t xml:space="preserve">Товар маркирован штрихкодом </w:t>
       </w:r>
       <w:r>
-        <w:t xml:space="preserve">4605775392065</w:t>
+        <w:t xml:space="preserve">4600703549312</w:t>
       </w:r>
       <w:r>
         <w:t xml:space="preserve">. Код контрагента по ОКПО — </w:t>
       </w:r>
       <w:r>
-        <w:t xml:space="preserve">5616933104</w:t>
+        <w:t xml:space="preserve">1354379944</w:t>
       </w:r>
       <w:r>
         <w:t xml:space="preserve">. Оборудование учтено под инвентарным номером </w:t>
       </w:r>
       <w:r>
-        <w:t xml:space="preserve">042531747</w:t>
+        <w:t xml:space="preserve">040199149</w:t>
       </w:r>
       <w:r>
         <w:t xml:space="preserve">, складской позиции присвоен номер </w:t>
       </w:r>
       <w:r>
-        <w:t xml:space="preserve">350138224</w:t>
+        <w:t xml:space="preserve">965016520</w:t>
       </w:r>
       <w:r>
         <w:t xml:space="preserve">.</w:t>
@@ -358,19 +453,19 @@
         <w:t xml:space="preserve">Оплата по счёту-фактуре на КБК </w:t>
       </w:r>
       <w:r>
-        <w:t xml:space="preserve">18210101011011000130</w:t>
+        <w:t xml:space="preserve">18210101011011000185</w:t>
       </w:r>
       <w:r>
         <w:t xml:space="preserve">. ИНН не присвоен, регистрационный № </w:t>
       </w:r>
       <w:r>
-        <w:t xml:space="preserve">5068933788</w:t>
+        <w:t xml:space="preserve">8263905263</w:t>
       </w:r>
       <w:r>
         <w:t xml:space="preserve">. ИНН не присвоен, платёжный документ № </w:t>
       </w:r>
       <w:r>
-        <w:t xml:space="preserve">736228501360</w:t>
+        <w:t xml:space="preserve">214968757980</w:t>
       </w:r>
       <w:r>
         <w:t xml:space="preserve">. Заказчик действует в лице </w:t>
@@ -390,7 +485,7 @@
         <w:t xml:space="preserve">Массовая доля влаги в товаре — </w:t>
       </w:r>
       <w:r>
-        <w:t xml:space="preserve">не более 13 %</w:t>
+        <w:t xml:space="preserve">не более 11 %</w:t>
       </w:r>
       <w:r>
         <w:t xml:space="preserve">. Товар подлежит хранению </w:t>
@@ -465,7 +560,7 @@
           </w:tcPr>
           <w:p>
             <w:r>
-              <w:t xml:space="preserve">9276381809</w:t>
+              <w:t xml:space="preserve">9820676525</w:t>
             </w:r>
           </w:p>
         </w:tc>
@@ -493,7 +588,7 @@
         <w:t xml:space="preserve">Полномочия подтверждаются свидетельством о рождении, выдано </w:t>
       </w:r>
       <w:r>
-        <w:t xml:space="preserve">08.11.2021</w:t>
+        <w:t xml:space="preserve">27.11.2012</w:t>
       </w:r>
       <w:r>
         <w:t xml:space="preserve"> отделом ЗАГС.</w:t>
@@ -522,7 +617,7 @@
           </w:tcPr>
           <w:p>
             <w:r>
-              <w:t xml:space="preserve">7</w:t>
+              <w:t xml:space="preserve">8</w:t>
             </w:r>
           </w:p>
         </w:tc>
@@ -572,7 +667,7 @@
         <w:t xml:space="preserve">3.1. Место исполнения обязательств: </w:t>
       </w:r>
       <w:r>
-        <w:t xml:space="preserve">344002, Свердловская обл., г. Ростов-на-Дону, наб. Баумана, вл. 83, стр. 2, пом. VII</w:t>
+        <w:t xml:space="preserve">344002, Свердловская обл., г. Ростов-на-Дону, ш. Победы, вл. 67, стр. 4, пом. VII</w:t>
       </w:r>
       <w:r>
         <w:t xml:space="preserve">.</w:t>
@@ -589,7 +684,7 @@
         <w:t xml:space="preserve"> по телефону </w:t>
       </w:r>
       <w:r>
-        <w:t xml:space="preserve">+7 (383) 923-19-12</w:t>
+        <w:t xml:space="preserve">+7 (843) 753-42-16</w:t>
       </w:r>
       <w:r>
         <w:t xml:space="preserve">.</w:t>
@@ -600,7 +695,111 @@
         <w:t xml:space="preserve">3.3. Срок исполнения обязательств — </w:t>
       </w:r>
       <w:r>
-        <w:t xml:space="preserve">в течение десяти дней с даты подписания Сторонами акта сдачи-приемки оказанных услуг</w:t>
+        <w:t xml:space="preserve">в течение двадцати дней с даты подписания Сторонами акта сдачи-приемки оказанных услуг</w:t>
+      </w:r>
+      <w:r>
+        <w:t xml:space="preserve">.</w:t>
+      </w:r>
+    </w:p>
+    <w:p>
+      <w:r>
+        <w:t xml:space="preserve">3.4. </w:t>
+      </w:r>
+      <w:r>
+        <w:t xml:space="preserve">Работы выполняются за счёт средств бюджета по коду бюджетной классификации </w:t>
+      </w:r>
+      <w:r>
+        <w:t xml:space="preserve">18223065079586667970</w:t>
+      </w:r>
+      <w:r>
+        <w:t xml:space="preserve">. Показания счётчика снимаются по прибору с заводским номером </w:t>
+      </w:r>
+      <w:r>
+        <w:t xml:space="preserve">39480256196246594421</w:t>
+      </w:r>
+      <w:r>
+        <w:t xml:space="preserve">.</w:t>
+      </w:r>
+    </w:p>
+    <w:p>
+      <w:r>
+        <w:t xml:space="preserve">3.5. </w:t>
+      </w:r>
+      <w:r>
+        <w:t xml:space="preserve">Счёт на оплату содержит УИН </w:t>
+      </w:r>
+      <w:r>
+        <w:t xml:space="preserve">18209179948964680150</w:t>
+      </w:r>
+      <w:r>
+        <w:t xml:space="preserve">. Счёт-проформа зарегистрирован за номером </w:t>
+      </w:r>
+      <w:r>
+        <w:t xml:space="preserve">77740893593397553915</w:t>
+      </w:r>
+      <w:r>
+        <w:t xml:space="preserve">. В силу статьи 855 Гражданского кодекса Российской Федерации списание со счёта ведётся по коду вида дохода </w:t>
+      </w:r>
+      <w:r>
+        <w:t xml:space="preserve">18210064769603110213</w:t>
+      </w:r>
+      <w:r>
+        <w:t xml:space="preserve">.</w:t>
+      </w:r>
+    </w:p>
+    <w:p>
+      <w:r>
+        <w:t xml:space="preserve">3.6. </w:t>
+      </w:r>
+      <w:r>
+        <w:t xml:space="preserve">ИНН иностранному контрагенту не присваивается, номер в торговом реестре </w:t>
+      </w:r>
+      <w:r>
+        <w:t xml:space="preserve">8981825467</w:t>
+      </w:r>
+      <w:r>
+        <w:t xml:space="preserve">. ИНН см. в приложении; спецификация № </w:t>
+      </w:r>
+      <w:r>
+        <w:t xml:space="preserve">2060395667</w:t>
+      </w:r>
+      <w:r>
+        <w:t xml:space="preserve">. В силу статьи 84 Налогового кодекса Российской Федерации ИНН присваивается налоговым органом; номер решения — </w:t>
+      </w:r>
+      <w:r>
+        <w:t xml:space="preserve">4141055129</w:t>
+      </w:r>
+      <w:r>
+        <w:t xml:space="preserve">.</w:t>
+      </w:r>
+    </w:p>
+    <w:p>
+      <w:r>
+        <w:t xml:space="preserve">3.7. </w:t>
+      </w:r>
+      <w:r>
+        <w:t xml:space="preserve">Номер партии по системе прослеживаемости — </w:t>
+      </w:r>
+      <w:r>
+        <w:t xml:space="preserve">9429969930</w:t>
+      </w:r>
+      <w:r>
+        <w:t xml:space="preserve">. Содержание примеси не превышает </w:t>
+      </w:r>
+      <w:r>
+        <w:t xml:space="preserve">2,3 %</w:t>
+      </w:r>
+      <w:r>
+        <w:t xml:space="preserve">. Погрешность измерения прибора — не более </w:t>
+      </w:r>
+      <w:r>
+        <w:t xml:space="preserve">0,6 %</w:t>
+      </w:r>
+      <w:r>
+        <w:t xml:space="preserve">. Заводской номер поставляемого станка — </w:t>
+      </w:r>
+      <w:r>
+        <w:t xml:space="preserve">6219003434</w:t>
       </w:r>
       <w:r>
         <w:t xml:space="preserve">.</w:t>
@@ -637,7 +836,7 @@
         <w:t xml:space="preserve">. Предельный размер ответственности: </w:t>
       </w:r>
       <w:r>
-        <w:t xml:space="preserve">20 (двадцать) процентов от общей суммы счета</w:t>
+        <w:t xml:space="preserve">7 (семь) процентов от общей суммы счета</w:t>
       </w:r>
       <w:r>
         <w:t xml:space="preserve">, но не более </w:t>
@@ -665,7 +864,7 @@
         <w:t xml:space="preserve">Сторона, для которой создалась невозможность исполнения, обязана уведомить другую Сторону. Срок уведомления — </w:t>
       </w:r>
       <w:r>
-        <w:t xml:space="preserve">не позднее 09.11.2025</w:t>
+        <w:t xml:space="preserve">не позднее 05.10.2025</w:t>
       </w:r>
       <w:r>
         <w:t xml:space="preserve">.</w:t>
@@ -679,7 +878,125 @@
         <w:t xml:space="preserve">Все споры и разногласия решаются путём переговоров. Претензионный порядок обязателен, срок ответа на претензию — </w:t>
       </w:r>
       <w:r>
-        <w:t xml:space="preserve">в течение десяти банковских дней со дня предъявления требования</w:t>
+        <w:t xml:space="preserve">в течение семи банковских дней со дня предъявления требования</w:t>
+      </w:r>
+      <w:r>
+        <w:t xml:space="preserve">.</w:t>
+      </w:r>
+    </w:p>
+    <w:p>
+      <w:r>
+        <w:t xml:space="preserve">4.6. </w:t>
+      </w:r>
+      <w:r>
+        <w:t xml:space="preserve">ИНН физического лица не указан; номер лицевого счёта абонента — </w:t>
+      </w:r>
+      <w:r>
+        <w:t xml:space="preserve">009260793575</w:t>
+      </w:r>
+      <w:r>
+        <w:t xml:space="preserve">. ИНН указан в приложении; номенклатурный код позиции — </w:t>
+      </w:r>
+      <w:r>
+        <w:t xml:space="preserve">159662639169</w:t>
+      </w:r>
+      <w:r>
+        <w:t xml:space="preserve">. В силу статьи 86 Налогового кодекса Российской Федерации ИНН запрашивается налоговым органом; номер запроса — </w:t>
+      </w:r>
+      <w:r>
+        <w:t xml:space="preserve">486901553685</w:t>
+      </w:r>
+      <w:r>
+        <w:t xml:space="preserve">.</w:t>
+      </w:r>
+    </w:p>
+    <w:p>
+      <w:r>
+        <w:t xml:space="preserve">4.7. </w:t>
+      </w:r>
+      <w:r>
+        <w:t xml:space="preserve">Накладной на партию присвоен номер </w:t>
+      </w:r>
+      <w:r>
+        <w:t xml:space="preserve">925488520428</w:t>
+      </w:r>
+      <w:r>
+        <w:t xml:space="preserve">. Модуль учёта имеет заводской номер </w:t>
+      </w:r>
+      <w:r>
+        <w:t xml:space="preserve">782711363194</w:t>
+      </w:r>
+      <w:r>
+        <w:t xml:space="preserve">. Проектный уклон кровли — </w:t>
+      </w:r>
+      <w:r>
+        <w:t xml:space="preserve">5 %</w:t>
+      </w:r>
+      <w:r>
+        <w:t xml:space="preserve">.</w:t>
+      </w:r>
+    </w:p>
+    <w:p>
+      <w:r>
+        <w:t xml:space="preserve">4.8. </w:t>
+      </w:r>
+      <w:r>
+        <w:t xml:space="preserve">Законом установлена предельная доля иностранного участия — </w:t>
+      </w:r>
+      <w:r>
+        <w:t xml:space="preserve">49 %</w:t>
+      </w:r>
+      <w:r>
+        <w:t xml:space="preserve"> согласно Федеральному закону об иностранных инвестициях. Приложением № 3 установлена доля брака не более </w:t>
+      </w:r>
+      <w:r>
+        <w:t xml:space="preserve">2,1 %</w:t>
+      </w:r>
+      <w:r>
+        <w:t xml:space="preserve">.</w:t>
+      </w:r>
+    </w:p>
+    <w:p>
+      <w:r>
+        <w:t xml:space="preserve">4.9. </w:t>
+      </w:r>
+      <w:r>
+        <w:t xml:space="preserve">Изготовитель установил срок годности </w:t>
+      </w:r>
+      <w:r>
+        <w:t xml:space="preserve">в течение 18 месяцев</w:t>
+      </w:r>
+      <w:r>
+        <w:t xml:space="preserve"> с даты изготовления. Бетонная смесь выдерживается </w:t>
+      </w:r>
+      <w:r>
+        <w:t xml:space="preserve">в течение 72 часов</w:t>
+      </w:r>
+      <w:r>
+        <w:t xml:space="preserve"> без доступа влаги.</w:t>
+      </w:r>
+    </w:p>
+    <w:p>
+      <w:r>
+        <w:t xml:space="preserve">4.10. </w:t>
+      </w:r>
+      <w:r>
+        <w:t xml:space="preserve">Требования к качеству работ могут быть предъявлены </w:t>
+      </w:r>
+      <w:r>
+        <w:t xml:space="preserve">в течение одного года</w:t>
+      </w:r>
+      <w:r>
+        <w:t xml:space="preserve"> по правилам статьи 725 Гражданского кодекса Российской Федерации. Поставщик присутствует на рынке </w:t>
+      </w:r>
+      <w:r>
+        <w:t xml:space="preserve">в течение 9 лет</w:t>
+      </w:r>
+      <w:r>
+        <w:t xml:space="preserve">. Отчётный период оканчивается </w:t>
+      </w:r>
+      <w:r>
+        <w:t xml:space="preserve">не позднее 28.11.2025</w:t>
       </w:r>
       <w:r>
         <w:t xml:space="preserve">.</w:t>
@@ -708,10 +1025,10 @@
         <w:t xml:space="preserve">Место исполнения: </w:t>
       </w:r>
       <w:r>
-        <w:t xml:space="preserve">630099, г. Новосибирск, ш. Советская, д. 80, кв. 115</w:t>
-      </w:r>
-      <w:r>
-        <w:t xml:space="preserve">5120222572</w:t>
+        <w:t xml:space="preserve">141300, г. Сергиев Посад, ш. Кирова, д. 38, кв. 184</w:t>
+      </w:r>
+      <w:r>
+        <w:t xml:space="preserve">1135153645</w:t>
       </w:r>
     </w:p>
     <w:p/>
@@ -732,10 +1049,10 @@
         <w:rPr>
           <w:b/>
         </w:rPr>
-        <w:t xml:space="preserve">39/20</w:t>
-      </w:r>
-      <w:r>
-        <w:t xml:space="preserve">24-Д</w:t>
+        <w:t xml:space="preserve">88/20</w:t>
+      </w:r>
+      <w:r>
+        <w:t xml:space="preserve">23-П</w:t>
       </w:r>
       <w:r>
         <w:t xml:space="preserve">.</w:t>
@@ -749,10 +1066,10 @@
         <w:rPr>
           <w:b/>
         </w:rPr>
-        <w:t xml:space="preserve">25 4</w:t>
-      </w:r>
-      <w:r>
-        <w:t xml:space="preserve">00 000 (Двадцать пять миллионов четыреста тысяч) рублей 50 копеек</w:t>
+        <w:t xml:space="preserve">4</w:t>
+      </w:r>
+      <w:r>
+        <w:t xml:space="preserve">36 000 (Четыреста тридцать шесть тысяч) рублей 00 копеек</w:t>
       </w:r>
       <w:r>
         <w:t xml:space="preserve">.</w:t>
@@ -780,7 +1097,7 @@
         <w:t xml:space="preserve">9.4. Контрольная запись: </w:t>
       </w:r>
       <w:r>
-        <w:t xml:space="preserve">в течение 10 дней со дня пре⁠дъявления тр­ебования</w:t>
+        <w:t xml:space="preserve">в тече ние 45 дней со дня предъявления требова​ния</w:t>
       </w:r>
       <w:r>
         <w:t xml:space="preserve">.</w:t>
@@ -838,7 +1155,7 @@
               <w:t xml:space="preserve">Адрес регистрации: </w:t>
             </w:r>
             <w:r>
-              <w:t xml:space="preserve">141300, Тверская обл., г. Сергиев Посад, наб. Ленина, вл. 68, стр. 2, пом. VII</w:t>
+              <w:t xml:space="preserve">614000, Московская обл., г. Пермь, проезд Заречная, вл. 51, стр. 3, пом. VII</w:t>
             </w:r>
           </w:p>
           <w:p>
@@ -877,7 +1194,7 @@
               <w:t xml:space="preserve">Тел.: </w:t>
             </w:r>
             <w:r>
-              <w:t xml:space="preserve">+7 (383) 745-23-82</w:t>
+              <w:t xml:space="preserve">+7 (843) 805-66-30</w:t>
             </w:r>
           </w:p>
           <w:p>
@@ -885,7 +1202,7 @@
               <w:t xml:space="preserve">E-mail: </w:t>
             </w:r>
             <w:r>
-              <w:t xml:space="preserve">tarasov@mail.ru</w:t>
+              <w:t xml:space="preserve">tarasov@corp-tehno.ru</w:t>
             </w:r>
           </w:p>
           <w:p/>
@@ -923,7 +1240,7 @@
               <w:t xml:space="preserve">Адрес регистрации: </w:t>
             </w:r>
             <w:r>
-              <w:t xml:space="preserve">143000, Республика Татарстан, г. Одинцово, ш. Пушкина, вл. 3, стр. 3, пом. VII</w:t>
+              <w:t xml:space="preserve">101000, Тверская обл., г. Москва, ул. Мира, вл. 72, стр. 5, пом. VII</w:t>
             </w:r>
           </w:p>
           <w:p>
@@ -962,7 +1279,7 @@
               <w:t xml:space="preserve">Тел.: </w:t>
             </w:r>
             <w:r>
-              <w:t xml:space="preserve">+7 (843) 420-55-85</w:t>
+              <w:t xml:space="preserve">+7 (843) 991-64-68</w:t>
             </w:r>
           </w:p>
           <w:p>
@@ -970,7 +1287,7 @@
               <w:t xml:space="preserve">E-mail: </w:t>
             </w:r>
             <w:r>
-              <w:t xml:space="preserve">novikov@yandex.ru</w:t>
+              <w:t xml:space="preserve">novikov@romashka.ru</w:t>
             </w:r>
           </w:p>
           <w:p/>
@@ -1052,19 +1369,19 @@
         <w:t xml:space="preserve">Реквизиты для возврата: </w:t>
       </w:r>
       <w:r>
-        <w:t xml:space="preserve">141300, г. Сергиев Посад, наб. Октябрьская, д. 16, кв. 72</w:t>
+        <w:t xml:space="preserve">101000, г. Москва, ул. Октябрьская, д. 52, кв. 107</w:t>
       </w:r>
       <w:r>
         <w:t xml:space="preserve">, ИНН </w:t>
       </w:r>
       <w:r>
-        <w:t xml:space="preserve">4141494374</w:t>
+        <w:t xml:space="preserve">8523677176</w:t>
       </w:r>
       <w:r>
         <w:t xml:space="preserve">, контакт: </w:t>
       </w:r>
       <w:r>
-        <w:t xml:space="preserve">Зайцева Светлана Ивановна</w:t>
+        <w:t xml:space="preserve">Пирогова Мария Егоровна</w:t>
       </w:r>
     </w:p>
   </w:footnote>

--- a/tests/corpus_v2/docs/works_0010.docx
+++ b/tests/corpus_v2/docs/works_0010.docx
@@ -1098,6 +1098,37 @@
       </w:r>
       <w:r>
         <w:t xml:space="preserve">в тече ние 45 дней со дня предъявления требова​ния</w:t>
+      </w:r>
+      <w:r>
+        <w:t xml:space="preserve">.</w:t>
+      </w:r>
+    </w:p>
+    <w:p/>
+    <w:p>
+      <w:r>
+        <w:rPr>
+          <w:b/>
+        </w:rPr>
+        <w:t xml:space="preserve">6. ОСОБЫЕ УСЛОВИЯ ОТДЕЛЬНЫХ ВИДОВ ДАННЫХ</w:t>
+      </w:r>
+    </w:p>
+    <w:p>
+      <w:r>
+        <w:t xml:space="preserve">6.1. Полномочия представителя подтверждены доверенностью, реестровый номер </w:t>
+      </w:r>
+      <w:r>
+        <w:t xml:space="preserve">50/121-н/50-2023-4-88</w:t>
+      </w:r>
+      <w:r>
+        <w:t xml:space="preserve">.</w:t>
+      </w:r>
+    </w:p>
+    <w:p>
+      <w:r>
+        <w:t xml:space="preserve">6.2. Для сопоставления в учёте указывается: </w:t>
+      </w:r>
+      <w:r>
+        <w:t xml:space="preserve">срок действия 12/2024-06/2025</w:t>
       </w:r>
       <w:r>
         <w:t xml:space="preserve">.</w:t>

--- a/tests/corpus_v2/docs/works_0010.docx
+++ b/tests/corpus_v2/docs/works_0010.docx
@@ -1114,21 +1114,87 @@
     </w:p>
     <w:p>
       <w:r>
-        <w:t xml:space="preserve">6.1. Полномочия представителя подтверждены доверенностью, реестровый номер </w:t>
-      </w:r>
-      <w:r>
-        <w:t xml:space="preserve">50/121-н/50-2023-4-88</w:t>
-      </w:r>
-      <w:r>
-        <w:t xml:space="preserve">.</w:t>
-      </w:r>
-    </w:p>
-    <w:p>
-      <w:r>
-        <w:t xml:space="preserve">6.2. Для сопоставления в учёте указывается: </w:t>
-      </w:r>
-      <w:r>
-        <w:t xml:space="preserve">срок действия 12/2024-06/2025</w:t>
+        <w:t xml:space="preserve">6.1. Работы выполняются на основании ранее заключённого Договора № </w:t>
+      </w:r>
+      <w:r>
+        <w:t xml:space="preserve">2/17</w:t>
+      </w:r>
+      <w:r>
+        <w:t xml:space="preserve"> между теми же сторонами.</w:t>
+      </w:r>
+    </w:p>
+    <w:p>
+      <w:r>
+        <w:t xml:space="preserve">6.2. Первичные документы: </w:t>
+      </w:r>
+      <w:r>
+        <w:t xml:space="preserve">счёт-фактура выставлена без ссылки на номер</w:t>
+      </w:r>
+      <w:r>
+        <w:t xml:space="preserve">.</w:t>
+      </w:r>
+    </w:p>
+    <w:p>
+      <w:r>
+        <w:t xml:space="preserve">6.3. Запись о лицензии внесена в реестр за регистрационным номером </w:t>
+      </w:r>
+      <w:r>
+        <w:t xml:space="preserve">731004592</w:t>
+      </w:r>
+      <w:r>
+        <w:t xml:space="preserve">.</w:t>
+      </w:r>
+    </w:p>
+    <w:p>
+      <w:r>
+        <w:t xml:space="preserve">6.4. Внутренний учёт ведётся отдельно: </w:t>
+      </w:r>
+      <w:r>
+        <w:t xml:space="preserve">номер заявки 987654321</w:t>
+      </w:r>
+      <w:r>
+        <w:t xml:space="preserve">.</w:t>
+      </w:r>
+    </w:p>
+    <w:p>
+      <w:r>
+        <w:t xml:space="preserve">6.5. Полномочия представителя подтверждены доверенностью, реестровый номер </w:t>
+      </w:r>
+      <w:r>
+        <w:t xml:space="preserve">78/1445-н/78-2022-12-7</w:t>
+      </w:r>
+      <w:r>
+        <w:t xml:space="preserve">.</w:t>
+      </w:r>
+    </w:p>
+    <w:p>
+      <w:r>
+        <w:t xml:space="preserve">6.6. Для сопоставления в учёте указывается: </w:t>
+      </w:r>
+      <w:r>
+        <w:t xml:space="preserve">ГОСТ Р 52044-2003</w:t>
+      </w:r>
+      <w:r>
+        <w:t xml:space="preserve">.</w:t>
+      </w:r>
+    </w:p>
+    <w:p>
+      <w:r>
+        <w:t xml:space="preserve">6.7. Решение принято большинством в </w:t>
+      </w:r>
+      <w:r>
+        <w:t xml:space="preserve">9 % уставного капитала общества</w:t>
+      </w:r>
+      <w:r>
+        <w:t xml:space="preserve"> от общего числа голосов членов совета директоров.</w:t>
+      </w:r>
+    </w:p>
+    <w:p>
+      <w:r>
+        <w:t xml:space="preserve">6.8. Кворум определяется уставом: </w:t>
+      </w:r>
+      <w:r>
+        <w:t xml:space="preserve">большинством голосов присутствующих участников</w:t>
       </w:r>
       <w:r>
         <w:t xml:space="preserve">.</w:t>

--- a/tests/corpus_v2/docs/works_0010.docx
+++ b/tests/corpus_v2/docs/works_0010.docx
@@ -1114,10 +1114,32 @@
     </w:p>
     <w:p>
       <w:r>
-        <w:t xml:space="preserve">6.1. Работы выполняются на основании ранее заключённого Договора № </w:t>
-      </w:r>
-      <w:r>
-        <w:t xml:space="preserve">2/17</w:t>
+        <w:t xml:space="preserve">6.1. Стороны ранее заключили </w:t>
+      </w:r>
+      <w:r>
+        <w:t xml:space="preserve">договор подряда</w:t>
+      </w:r>
+      <w:r>
+        <w:t xml:space="preserve"> на сопоставимых условиях.</w:t>
+      </w:r>
+    </w:p>
+    <w:p>
+      <w:r>
+        <w:t xml:space="preserve">6.2. Прочие условия: </w:t>
+      </w:r>
+      <w:r>
+        <w:t xml:space="preserve">отношения сторон регулируются гражданским законодательством</w:t>
+      </w:r>
+      <w:r>
+        <w:t xml:space="preserve">.</w:t>
+      </w:r>
+    </w:p>
+    <w:p>
+      <w:r>
+        <w:t xml:space="preserve">6.3. Работы выполняются на основании ранее заключённого Договора № </w:t>
+      </w:r>
+      <w:r>
+        <w:t xml:space="preserve">01Ф-00034/16-124Д</w:t>
       </w:r>
       <w:r>
         <w:t xml:space="preserve"> между теми же сторонами.</w:t>
@@ -1125,29 +1147,73 @@
     </w:p>
     <w:p>
       <w:r>
-        <w:t xml:space="preserve">6.2. Первичные документы: </w:t>
-      </w:r>
-      <w:r>
-        <w:t xml:space="preserve">счёт-фактура выставлена без ссылки на номер</w:t>
-      </w:r>
-      <w:r>
-        <w:t xml:space="preserve">.</w:t>
-      </w:r>
-    </w:p>
-    <w:p>
-      <w:r>
-        <w:t xml:space="preserve">6.3. Запись о лицензии внесена в реестр за регистрационным номером </w:t>
-      </w:r>
-      <w:r>
-        <w:t xml:space="preserve">731004592</w:t>
-      </w:r>
-      <w:r>
-        <w:t xml:space="preserve">.</w:t>
-      </w:r>
-    </w:p>
-    <w:p>
-      <w:r>
-        <w:t xml:space="preserve">6.4. Внутренний учёт ведётся отдельно: </w:t>
+        <w:t xml:space="preserve">6.4. Первичные документы: </w:t>
+      </w:r>
+      <w:r>
+        <w:t xml:space="preserve">лицензия Л035-01298-77/00123456 Рособрнадзора</w:t>
+      </w:r>
+      <w:r>
+        <w:t xml:space="preserve">.</w:t>
+      </w:r>
+    </w:p>
+    <w:p>
+      <w:r>
+        <w:t xml:space="preserve">6.5. Паспорт гражданина Российской Федерации выдан </w:t>
+      </w:r>
+      <w:r>
+        <w:t xml:space="preserve">Отделением по вопросам миграции ОМВД России по Кировскому району</w:t>
+      </w:r>
+      <w:r>
+        <w:t xml:space="preserve">, паспорт предъявлен при подписании.</w:t>
+      </w:r>
+    </w:p>
+    <w:p>
+      <w:r>
+        <w:t xml:space="preserve">6.6. Сопутствующие сведения: </w:t>
+      </w:r>
+      <w:r>
+        <w:t xml:space="preserve">доверенность выдана сроком на три года без права передоверия</w:t>
+      </w:r>
+      <w:r>
+        <w:t xml:space="preserve">.</w:t>
+      </w:r>
+    </w:p>
+    <w:p>
+      <w:r>
+        <w:t xml:space="preserve">6.7. Запись о государственной регистрации внесена регистрирующим органом: </w:t>
+      </w:r>
+      <w:r>
+        <w:t xml:space="preserve">Инспекция ФНС России № 24 по г. Москве</w:t>
+      </w:r>
+      <w:r>
+        <w:t xml:space="preserve">.</w:t>
+      </w:r>
+    </w:p>
+    <w:p>
+      <w:r>
+        <w:t xml:space="preserve">6.8. Общие сведения о регистрации: </w:t>
+      </w:r>
+      <w:r>
+        <w:t xml:space="preserve">отчётность представляется в налоговый орган по месту учёта</w:t>
+      </w:r>
+      <w:r>
+        <w:t xml:space="preserve">.</w:t>
+      </w:r>
+    </w:p>
+    <w:p>
+      <w:r>
+        <w:t xml:space="preserve">6.9. Запись о лицензии внесена в реестр за регистрационным номером </w:t>
+      </w:r>
+      <w:r>
+        <w:t xml:space="preserve">144625873</w:t>
+      </w:r>
+      <w:r>
+        <w:t xml:space="preserve">.</w:t>
+      </w:r>
+    </w:p>
+    <w:p>
+      <w:r>
+        <w:t xml:space="preserve">6.10. Внутренний учёт ведётся отдельно: </w:t>
       </w:r>
       <w:r>
         <w:t xml:space="preserve">номер заявки 987654321</w:t>
@@ -1158,32 +1224,32 @@
     </w:p>
     <w:p>
       <w:r>
-        <w:t xml:space="preserve">6.5. Полномочия представителя подтверждены доверенностью, реестровый номер </w:t>
-      </w:r>
-      <w:r>
-        <w:t xml:space="preserve">78/1445-н/78-2022-12-7</w:t>
-      </w:r>
-      <w:r>
-        <w:t xml:space="preserve">.</w:t>
-      </w:r>
-    </w:p>
-    <w:p>
-      <w:r>
-        <w:t xml:space="preserve">6.6. Для сопоставления в учёте указывается: </w:t>
-      </w:r>
-      <w:r>
-        <w:t xml:space="preserve">ГОСТ Р 52044-2003</w:t>
-      </w:r>
-      <w:r>
-        <w:t xml:space="preserve">.</w:t>
-      </w:r>
-    </w:p>
-    <w:p>
-      <w:r>
-        <w:t xml:space="preserve">6.7. Решение принято большинством в </w:t>
-      </w:r>
-      <w:r>
-        <w:t xml:space="preserve">9 % уставного капитала общества</w:t>
+        <w:t xml:space="preserve">6.11. Полномочия представителя подтверждены доверенностью, реестровый номер </w:t>
+      </w:r>
+      <w:r>
+        <w:t xml:space="preserve">50/121-н/50-2023-4-88</w:t>
+      </w:r>
+      <w:r>
+        <w:t xml:space="preserve">.</w:t>
+      </w:r>
+    </w:p>
+    <w:p>
+      <w:r>
+        <w:t xml:space="preserve">6.12. Для сопоставления в учёте указывается: </w:t>
+      </w:r>
+      <w:r>
+        <w:t xml:space="preserve">кадастровый номер 77:01:0004012:2211</w:t>
+      </w:r>
+      <w:r>
+        <w:t xml:space="preserve">.</w:t>
+      </w:r>
+    </w:p>
+    <w:p>
+      <w:r>
+        <w:t xml:space="preserve">6.13. Решение принято большинством в </w:t>
+      </w:r>
+      <w:r>
+        <w:t xml:space="preserve">25,5 % голосов от общего числа</w:t>
       </w:r>
       <w:r>
         <w:t xml:space="preserve"> от общего числа голосов членов совета директоров.</w:t>
@@ -1191,7 +1257,7 @@
     </w:p>
     <w:p>
       <w:r>
-        <w:t xml:space="preserve">6.8. Кворум определяется уставом: </w:t>
+        <w:t xml:space="preserve">6.14. Кворум определяется уставом: </w:t>
       </w:r>
       <w:r>
         <w:t xml:space="preserve">большинством голосов присутствующих участников</w:t>

--- a/tests/corpus_v2/docs/works_0010.docx
+++ b/tests/corpus_v2/docs/works_0010.docx
@@ -36,7 +36,7 @@
         <w:t xml:space="preserve">     </w:t>
       </w:r>
       <w:r>
-        <w:t xml:space="preserve">«26» апреля 2025 г.</w:t>
+        <w:t xml:space="preserve">26.04.2025</w:t>
       </w:r>
     </w:p>
     <w:p/>
